--- a/client/public/CV/FullStack/Louay_Guetat_FR.docx
+++ b/client/public/CV/FullStack/Louay_Guetat_FR.docx
@@ -15,7 +15,7 @@
           <w:sz w:val="40"/>
           <w:szCs w:val="40"/>
         </w:rPr>
-        <w:t xml:space="preserve">Louay Guetat</w:t>
+        <w:t>Louay Guetat</w:t>
       </w:r>
     </w:p>
     <w:p>
@@ -31,7 +31,7 @@
           <w:sz w:val="22"/>
           <w:szCs w:val="22"/>
         </w:rPr>
-        <w:t xml:space="preserve">INGÉNIEUR FULL STACK</w:t>
+        <w:t>INGÉNIEUR FULL STACK</w:t>
       </w:r>
     </w:p>
     <w:p>
@@ -44,7 +44,7 @@
           <w:sz w:val="22"/>
           <w:szCs w:val="22"/>
         </w:rPr>
-        <w:t xml:space="preserve">Tunis, Tunisie · Ouvert à la mobilité internationale</w:t>
+        <w:t>Tunis, Tunisie · Ouvert à la mobilité internationale</w:t>
       </w:r>
     </w:p>
     <w:p>
@@ -57,21 +57,135 @@
           <w:sz w:val="22"/>
           <w:szCs w:val="22"/>
         </w:rPr>
-        <w:t xml:space="preserve">+216 55 160 398 | louay.guetat1@gmail.com | louayguetat.github.io</w:t>
-      </w:r>
+        <w:t xml:space="preserve">+216 55 160 398 | louay.guetat1@gmail.com | </w:t>
+      </w:r>
+      <w:hyperlink r:id="rId5" w:history="1">
+        <w:r>
+          <w:rPr>
+            <w:rStyle w:val="Hyperlink"/>
+            <w:sz w:val="22"/>
+            <w:szCs w:val="22"/>
+          </w:rPr>
+          <w:t>louayguetat.github.io</w:t>
+        </w:r>
+      </w:hyperlink>
     </w:p>
     <w:p>
       <w:pPr>
         <w:spacing w:after="200"/>
         <w:jc w:val="center"/>
       </w:pPr>
-      <w:r>
-        <w:rPr>
-          <w:sz w:val="22"/>
-          <w:szCs w:val="22"/>
-        </w:rPr>
-        <w:t xml:space="preserve">LinkedIn : linkedin.com/in/guetat-louay | GitHub : github.com/Louay-Guetat</w:t>
-      </w:r>
+      <w:proofErr w:type="gramStart"/>
+      <w:r>
+        <w:rPr>
+          <w:sz w:val="22"/>
+          <w:szCs w:val="22"/>
+        </w:rPr>
+        <w:t>LinkedIn :</w:t>
+      </w:r>
+      <w:proofErr w:type="gramEnd"/>
+      <w:r>
+        <w:rPr>
+          <w:sz w:val="22"/>
+          <w:szCs w:val="22"/>
+        </w:rPr>
+        <w:t xml:space="preserve"> </w:t>
+      </w:r>
+      <w:hyperlink r:id="rId6" w:history="1">
+        <w:r>
+          <w:rPr>
+            <w:rStyle w:val="Hyperlink"/>
+            <w:sz w:val="22"/>
+            <w:szCs w:val="22"/>
+          </w:rPr>
+          <w:t>linkedin.com/in/</w:t>
+        </w:r>
+        <w:proofErr w:type="spellStart"/>
+        <w:r>
+          <w:rPr>
+            <w:rStyle w:val="Hyperlink"/>
+            <w:sz w:val="22"/>
+            <w:szCs w:val="22"/>
+          </w:rPr>
+          <w:t>guetat-louay</w:t>
+        </w:r>
+        <w:proofErr w:type="spellEnd"/>
+      </w:hyperlink>
+      <w:r>
+        <w:rPr>
+          <w:sz w:val="22"/>
+          <w:szCs w:val="22"/>
+        </w:rPr>
+        <w:t xml:space="preserve"> | </w:t>
+      </w:r>
+      <w:proofErr w:type="gramStart"/>
+      <w:r>
+        <w:rPr>
+          <w:sz w:val="22"/>
+          <w:szCs w:val="22"/>
+        </w:rPr>
+        <w:t>GitHub :</w:t>
+      </w:r>
+      <w:proofErr w:type="gramEnd"/>
+      <w:r>
+        <w:rPr>
+          <w:sz w:val="22"/>
+          <w:szCs w:val="22"/>
+        </w:rPr>
+        <w:t xml:space="preserve"> </w:t>
+      </w:r>
+      <w:hyperlink r:id="rId7" w:history="1">
+        <w:r>
+          <w:rPr>
+            <w:rStyle w:val="Hyperlink"/>
+            <w:sz w:val="22"/>
+            <w:szCs w:val="22"/>
+          </w:rPr>
+          <w:t>github.</w:t>
+        </w:r>
+        <w:r>
+          <w:rPr>
+            <w:rStyle w:val="Hyperlink"/>
+            <w:sz w:val="22"/>
+            <w:szCs w:val="22"/>
+          </w:rPr>
+          <w:t>c</w:t>
+        </w:r>
+        <w:r>
+          <w:rPr>
+            <w:rStyle w:val="Hyperlink"/>
+            <w:sz w:val="22"/>
+            <w:szCs w:val="22"/>
+          </w:rPr>
+          <w:t>om/</w:t>
+        </w:r>
+        <w:proofErr w:type="spellStart"/>
+        <w:r>
+          <w:rPr>
+            <w:rStyle w:val="Hyperlink"/>
+            <w:sz w:val="22"/>
+            <w:szCs w:val="22"/>
+          </w:rPr>
+          <w:t>Louay</w:t>
+        </w:r>
+        <w:r>
+          <w:rPr>
+            <w:rStyle w:val="Hyperlink"/>
+            <w:sz w:val="22"/>
+            <w:szCs w:val="22"/>
+          </w:rPr>
+          <w:t>g</w:t>
+        </w:r>
+        <w:r>
+          <w:rPr>
+            <w:rStyle w:val="Hyperlink"/>
+            <w:sz w:val="22"/>
+            <w:szCs w:val="22"/>
+          </w:rPr>
+          <w:t>uetat</w:t>
+        </w:r>
+        <w:proofErr w:type="spellEnd"/>
+      </w:hyperlink>
     </w:p>
     <w:p>
       <w:pPr>
@@ -84,7 +198,7 @@
           <w:sz w:val="22"/>
           <w:szCs w:val="22"/>
         </w:rPr>
-        <w:t xml:space="preserve">Ingénieur Full Stack avec plus de 2 ans à livrer des logiciels en production sur le web, le mobile et le cloud. Je développe actuellement des produits fintech de bout en bout pour une startup américaine — des interfaces React et React Native aux APIs Python et Node.js sur AWS — avec des fonctionnalités IA/LLM intégrées. À l'aise sur toute la stack : interface produit, backends serverless, pipelines de données et CI/CD.</w:t>
+        <w:t>Ingénieur Full Stack avec plus de 2 ans à livrer des logiciels en production sur le web, le mobile et le cloud. Je développe actuellement des produits fintech de bout en bout pour une startup américaine — des interfaces React et React Native aux APIs Python et Node.js sur AWS — avec des fonctionnalités IA/LLM intégrées. À l'aise sur toute la stack : interface produit, backends serverless, pipelines de données et CI/CD.</w:t>
       </w:r>
     </w:p>
     <w:p>
@@ -96,7 +210,7 @@
           <w:sz w:val="22"/>
           <w:szCs w:val="22"/>
         </w:rPr>
-        <w:t xml:space="preserve">EXPÉRIENCE PROFESSIONNELLE</w:t>
+        <w:t>EXPÉRIENCE PROFESSIONNELLE</w:t>
       </w:r>
     </w:p>
     <w:p>
@@ -108,7 +222,7 @@
           <w:sz w:val="22"/>
           <w:szCs w:val="22"/>
         </w:rPr>
-        <w:t xml:space="preserve">Ingénieur Full Stack — Alpha Momentum</w:t>
+        <w:t>Ingénieur Full Stack — Alpha Momentum</w:t>
       </w:r>
     </w:p>
     <w:p>
@@ -122,7 +236,7 @@
           <w:sz w:val="22"/>
           <w:szCs w:val="22"/>
         </w:rPr>
-        <w:t xml:space="preserve">Télétravail · Startup américaine | Février 2025 – Présent</w:t>
+        <w:t>Télétravail · Startup américaine | Février 2025 – Présent</w:t>
       </w:r>
     </w:p>
     <w:p>
@@ -134,7 +248,7 @@
           <w:sz w:val="22"/>
           <w:szCs w:val="22"/>
         </w:rPr>
-        <w:t xml:space="preserve">Plateforme de recherche financière avec modèles factoriels, recherche de documents SEC, automatisation de la recherche et trading en direct via Alpaca. Je prends en charge la majeure partie de la stack produit, des clients web et mobiles React aux services Python et Node.js sur AWS. Depuis août 2026, je pilote également Capital Thread, une plateforme de due diligence IA pour les marchés privés (détaillée dans Projets sélectionnés), en tant que mission client via Alpha Momentum.</w:t>
+        <w:t>Plateforme de recherche financière avec modèles factoriels, recherche de documents SEC, automatisation de la recherche et trading en direct via Alpaca. Je prends en charge la majeure partie de la stack produit, des clients web et mobiles React aux services Python et Node.js sur AWS. Depuis août 2026, je pilote également Capital Thread, une plateforme de due diligence IA pour les marchés privés (détaillée dans Projets sélectionnés), en tant que mission client via Alpha Momentum.</w:t>
       </w:r>
     </w:p>
     <w:p>
@@ -150,7 +264,7 @@
           <w:sz w:val="22"/>
           <w:szCs w:val="22"/>
         </w:rPr>
-        <w:t xml:space="preserve">Développement de l'application web React 18 + TypeScript (Vite, Material-UI, Tailwind) : authentification AWS Cognito/OAuth, streaming SSE en temps réel pour les réponses IA, navigateur de documents SEC, tableaux de bord interactifs avec Recharts, facturation Stripe et export Excel</w:t>
+        <w:t>Développement de l'application web React 18 + TypeScript (Vite, Material-UI, Tailwind) : authentification AWS Cognito/OAuth, streaming SSE en temps réel pour les réponses IA, navigateur de documents SEC, tableaux de bord interactifs avec Recharts, facturation Stripe et export Excel</w:t>
       </w:r>
     </w:p>
     <w:p>
@@ -166,7 +280,7 @@
           <w:sz w:val="22"/>
           <w:szCs w:val="22"/>
         </w:rPr>
-        <w:t xml:space="preserve">Conception d'une API serverless Node.js (Express, Serverless Framework) sur AWS Lambda pour l'authentification, les portefeuilles, la facturation et le routage des requêtes, intégrant Plaid (banque/webhooks), Alpaca (trading OAuth), Stripe et des services AWS (S3, SES, Cognito) sur MongoDB/Mongoose</w:t>
+        <w:t>Conception d'une API serverless Node.js (Express, Serverless Framework) sur AWS Lambda pour l'authentification, les portefeuilles, la facturation et le routage des requêtes, intégrant Plaid (banque/webhooks), Alpaca (trading OAuth), Stripe et des services AWS (S3, SES, Cognito) sur MongoDB/Mongoose</w:t>
       </w:r>
     </w:p>
     <w:p>
@@ -182,7 +296,7 @@
           <w:sz w:val="22"/>
           <w:szCs w:val="22"/>
         </w:rPr>
-        <w:t xml:space="preserve">Développement de services Python FastAPI : un pipeline de documents SEC traitant plus de 37 000 documents sur AWS Batch, des scrapers de données (BeautifulSoup/Selenium/aiohttp) pour FMP/Fed/BCE/actualités, et une recherche documentaire adossée à Neo4j</w:t>
+        <w:t>Développement de services Python FastAPI : un pipeline de documents SEC traitant plus de 37 000 documents sur AWS Batch, des scrapers de données (BeautifulSoup/Selenium/aiohttp) pour FMP/Fed/BCE/actualités, et une recherche documentaire adossée à Neo4j</w:t>
       </w:r>
     </w:p>
     <w:p>
@@ -198,7 +312,7 @@
           <w:sz w:val="22"/>
           <w:szCs w:val="22"/>
         </w:rPr>
-        <w:t xml:space="preserve">Publication d'applications React Native/Expo multiplateformes pour iOS et Android avec synchronisation de portefeuille Plaid, trading Alpaca, achats in-app (react-native-iap) et Firebase Analytics</w:t>
+        <w:t>Publication d'applications React Native/Expo multiplateformes pour iOS et Android avec synchronisation de portefeuille Plaid, trading Alpaca, achats in-app (react-native-iap) et Firebase Analytics</w:t>
       </w:r>
     </w:p>
     <w:p>
@@ -214,7 +328,7 @@
           <w:sz w:val="22"/>
           <w:szCs w:val="22"/>
         </w:rPr>
-        <w:t xml:space="preserve">Mise en place de workflows LangChain et LangGraph pour la recherche actions, la valorisation, l'optimisation de portefeuille, la macro et le risque, ainsi qu'un pipeline RAG avec embeddings OpenAI et Neo4j</w:t>
+        <w:t>Mise en place de workflows LangChain et LangGraph pour la recherche actions, la valorisation, l'optimisation de portefeuille, la macro et le risque, ainsi qu'un pipeline RAG avec embeddings OpenAI et Neo4j</w:t>
       </w:r>
     </w:p>
     <w:p>
@@ -230,7 +344,7 @@
           <w:sz w:val="22"/>
           <w:szCs w:val="22"/>
         </w:rPr>
-        <w:t xml:space="preserve">Mise en place de la CI/CD sur GitHub Actions sur les environnements dev, staging et production : builds Docker vers ECR, redéploiements ECS, releases S3/CloudFront et infrastructure-as-code avec Serverless Framework</w:t>
+        <w:t>Mise en place de la CI/CD sur GitHub Actions sur les environnements dev, staging et production : builds Docker vers ECR, redéploiements ECS, releases S3/CloudFront et infrastructure-as-code avec Serverless Framework</w:t>
       </w:r>
     </w:p>
     <w:p>
@@ -251,7 +365,7 @@
           <w:sz w:val="22"/>
           <w:szCs w:val="22"/>
         </w:rPr>
-        <w:t xml:space="preserve">TypeScript, Python, React 18, React Native, Node.js (Express, Serverless), FastAPI, AWS (Lambda, ECS, ECR, S3, CloudFront, Cognito, DynamoDB, Batch), Docker, MongoDB, Neo4j, PostgreSQL, LangChain, LangGraph, Stripe, Plaid, Alpaca</w:t>
+        <w:t>TypeScript, Python, React 18, React Native, Node.js (Express, Serverless), FastAPI, AWS (Lambda, ECS, ECR, S3, CloudFront, Cognito, DynamoDB, Batch), Docker, MongoDB, Neo4j, PostgreSQL, LangChain, LangGraph, Stripe, Plaid, Alpaca</w:t>
       </w:r>
     </w:p>
     <w:p>
@@ -263,7 +377,8 @@
           <w:sz w:val="22"/>
           <w:szCs w:val="22"/>
         </w:rPr>
-        <w:t xml:space="preserve">Développeur Full Stack — WeTekup</w:t>
+        <w:lastRenderedPageBreak/>
+        <w:t>Développeur Full Stack — WeTekup</w:t>
       </w:r>
     </w:p>
     <w:p>
@@ -277,7 +392,7 @@
           <w:sz w:val="22"/>
           <w:szCs w:val="22"/>
         </w:rPr>
-        <w:t xml:space="preserve">Tunis | Mars 2025 – Septembre 2025</w:t>
+        <w:t>Tunis | Mars 2025 – Septembre 2025</w:t>
       </w:r>
     </w:p>
     <w:p>
@@ -293,7 +408,7 @@
           <w:sz w:val="22"/>
           <w:szCs w:val="22"/>
         </w:rPr>
-        <w:t xml:space="preserve">Conception et développement de sites web responsives mobile-first en React, avec une architecture par composants et SCSS (variables, mixins, patterns modulaires)</w:t>
+        <w:t>Conception et développement de sites web responsives mobile-first en React, avec une architecture par composants et SCSS (variables, mixins, patterns modulaires)</w:t>
       </w:r>
     </w:p>
     <w:p>
@@ -309,7 +424,7 @@
           <w:sz w:val="22"/>
           <w:szCs w:val="22"/>
         </w:rPr>
-        <w:t xml:space="preserve">Livraison d'APIs REST robustes avec Node.js/Express — middleware d'authentification, de validation et de gestion d'erreurs — sur des schémas PostgreSQL normalisés avec requêtes optimisées et indexation</w:t>
+        <w:t>Livraison d'APIs REST robustes avec Node.js/Express — middleware d'authentification, de validation et de gestion d'erreurs — sur des schémas PostgreSQL normalisés avec requêtes optimisées et indexation</w:t>
       </w:r>
     </w:p>
     <w:p>
@@ -325,7 +440,7 @@
           <w:sz w:val="22"/>
           <w:szCs w:val="22"/>
         </w:rPr>
-        <w:t xml:space="preserve">Déploiement en production sur Hostinger avec Nginx en proxy inverse : SSL/TLS, gzip, mise en cache et optimisation des performances (lazy loading, code splitting, optimisation des assets)</w:t>
+        <w:t>Déploiement en production sur Hostinger avec Nginx en proxy inverse : SSL/TLS, gzip, mise en cache et optimisation des performances (lazy loading, code splitting, optimisation des assets)</w:t>
       </w:r>
     </w:p>
     <w:p>
@@ -346,7 +461,7 @@
           <w:sz w:val="22"/>
           <w:szCs w:val="22"/>
         </w:rPr>
-        <w:t xml:space="preserve">React, Node.js, Express.js, SCSS, PostgreSQL, Nginx, REST API</w:t>
+        <w:t>React, Node.js, Express.js, SCSS, PostgreSQL, Nginx, REST API</w:t>
       </w:r>
     </w:p>
     <w:p>
@@ -358,7 +473,7 @@
           <w:sz w:val="22"/>
           <w:szCs w:val="22"/>
         </w:rPr>
-        <w:t xml:space="preserve">Stagiaire Data Science — Sagemcom</w:t>
+        <w:t>Stagiaire Data Science — Sagemcom</w:t>
       </w:r>
     </w:p>
     <w:p>
@@ -372,7 +487,7 @@
           <w:sz w:val="22"/>
           <w:szCs w:val="22"/>
         </w:rPr>
-        <w:t xml:space="preserve">Tunis | Février 2024 – Août 2024</w:t>
+        <w:t>Tunis | Février 2024 – Août 2024</w:t>
       </w:r>
     </w:p>
     <w:p>
@@ -388,7 +503,7 @@
           <w:sz w:val="22"/>
           <w:szCs w:val="22"/>
         </w:rPr>
-        <w:t xml:space="preserve">Construction d'un pipeline de données de bout en bout, de la collecte à l'intégration des modèles, avec scraping et constitution de jeux de données via Selenium et BeautifulSoup</w:t>
+        <w:t>Construction d'un pipeline de données de bout en bout, de la collecte à l'intégration des modèles, avec scraping et constitution de jeux de données via Selenium et BeautifulSoup</w:t>
       </w:r>
     </w:p>
     <w:p>
@@ -404,7 +519,7 @@
           <w:sz w:val="22"/>
           <w:szCs w:val="22"/>
         </w:rPr>
-        <w:t xml:space="preserve">Construction de pipelines de récupération avec des modèles HuggingFace et LangChain, ainsi que des workflows automatisés avec LangGraph</w:t>
+        <w:t>Construction de pipelines de récupération avec des modèles HuggingFace et LangChain, ainsi que des workflows automatisés avec LangGraph</w:t>
       </w:r>
     </w:p>
     <w:p>
@@ -420,7 +535,7 @@
           <w:sz w:val="22"/>
           <w:szCs w:val="22"/>
         </w:rPr>
-        <w:t xml:space="preserve">Développement d'une interface web ReactJS + Flask avec intégration d'une API REST pour les interactions avec les modèles</w:t>
+        <w:t>Développement d'une interface web ReactJS + Flask avec intégration d'une API REST pour les interactions avec les modèles</w:t>
       </w:r>
     </w:p>
     <w:p>
@@ -441,7 +556,7 @@
           <w:sz w:val="22"/>
           <w:szCs w:val="22"/>
         </w:rPr>
-        <w:t xml:space="preserve">Python, Flask, ReactJS, LangChain, LangGraph, HuggingFace, SQLite, REST API</w:t>
+        <w:t>Python, Flask, ReactJS, LangChain, LangGraph, HuggingFace, SQLite, REST API</w:t>
       </w:r>
     </w:p>
     <w:p>
@@ -453,7 +568,7 @@
           <w:sz w:val="22"/>
           <w:szCs w:val="22"/>
         </w:rPr>
-        <w:t xml:space="preserve">Stagiaire Full Stack — WeTekup (Khedma.site)</w:t>
+        <w:t>Stagiaire Full Stack — WeTekup (Khedma.site)</w:t>
       </w:r>
     </w:p>
     <w:p>
@@ -467,7 +582,7 @@
           <w:sz w:val="22"/>
           <w:szCs w:val="22"/>
         </w:rPr>
-        <w:t xml:space="preserve">Tunis | Juillet 2023 – Septembre 2023</w:t>
+        <w:t>Tunis | Juillet 2023 – Septembre 2023</w:t>
       </w:r>
     </w:p>
     <w:p>
@@ -483,7 +598,7 @@
           <w:sz w:val="22"/>
           <w:szCs w:val="22"/>
         </w:rPr>
-        <w:t xml:space="preserve">Développement d'une plateforme de recrutement pour employeurs et chercheurs d'emploi avec un front-end ReactJS</w:t>
+        <w:t>Développement d'une plateforme de recrutement pour employeurs et chercheurs d'emploi avec un front-end ReactJS</w:t>
       </w:r>
     </w:p>
     <w:p>
@@ -499,7 +614,7 @@
           <w:sz w:val="22"/>
           <w:szCs w:val="22"/>
         </w:rPr>
-        <w:t xml:space="preserve">Conception et implémentation d'APIs REST avec Django sur un schéma PostgreSQL optimisé</w:t>
+        <w:t>Conception et implémentation d'APIs REST avec Django sur un schéma PostgreSQL optimisé</w:t>
       </w:r>
     </w:p>
     <w:p>
@@ -520,7 +635,7 @@
           <w:sz w:val="22"/>
           <w:szCs w:val="22"/>
         </w:rPr>
-        <w:t xml:space="preserve">ReactJS, Django, Python, PostgreSQL, REST API</w:t>
+        <w:t>ReactJS, Django, Python, PostgreSQL, REST API</w:t>
       </w:r>
     </w:p>
     <w:p>
@@ -532,7 +647,7 @@
           <w:sz w:val="22"/>
           <w:szCs w:val="22"/>
         </w:rPr>
-        <w:t xml:space="preserve">Stagiaire Développeur Frontend — E-Build</w:t>
+        <w:t>Stagiaire Développeur Frontend — E-Build</w:t>
       </w:r>
     </w:p>
     <w:p>
@@ -546,7 +661,7 @@
           <w:sz w:val="22"/>
           <w:szCs w:val="22"/>
         </w:rPr>
-        <w:t xml:space="preserve">Tunis | Juillet 2022 – Septembre 2022</w:t>
+        <w:t>Tunis | Juillet 2022 – Septembre 2022</w:t>
       </w:r>
     </w:p>
     <w:p>
@@ -562,7 +677,7 @@
           <w:sz w:val="22"/>
           <w:szCs w:val="22"/>
         </w:rPr>
-        <w:t xml:space="preserve">Développement et maintenance de composants frontend responsives pour des applications web</w:t>
+        <w:t>Développement et maintenance de composants frontend responsives pour des applications web</w:t>
       </w:r>
     </w:p>
     <w:p>
@@ -583,7 +698,7 @@
           <w:sz w:val="22"/>
           <w:szCs w:val="22"/>
         </w:rPr>
-        <w:t xml:space="preserve">HTML, CSS, JavaScript</w:t>
+        <w:t>HTML, CSS, JavaScript</w:t>
       </w:r>
     </w:p>
     <w:p>
@@ -595,7 +710,7 @@
           <w:sz w:val="22"/>
           <w:szCs w:val="22"/>
         </w:rPr>
-        <w:t xml:space="preserve">Stagiaire Développeur Logiciel — OACA</w:t>
+        <w:t>Stagiaire Développeur Logiciel — OACA</w:t>
       </w:r>
     </w:p>
     <w:p>
@@ -609,7 +724,7 @@
           <w:sz w:val="22"/>
           <w:szCs w:val="22"/>
         </w:rPr>
-        <w:t xml:space="preserve">Tunis | Février 2021 – Juin 2021</w:t>
+        <w:t>Tunis | Février 2021 – Juin 2021</w:t>
       </w:r>
     </w:p>
     <w:p>
@@ -625,7 +740,7 @@
           <w:sz w:val="22"/>
           <w:szCs w:val="22"/>
         </w:rPr>
-        <w:t xml:space="preserve">Conception et développement d'une application desktop Java (JavaX) pour la gestion et le suivi de marché</w:t>
+        <w:t>Conception et développement d'une application desktop Java (JavaX) pour la gestion et le suivi de marché</w:t>
       </w:r>
     </w:p>
     <w:p>
@@ -641,7 +756,7 @@
           <w:sz w:val="22"/>
           <w:szCs w:val="22"/>
         </w:rPr>
-        <w:t xml:space="preserve">Réalisation de diagrammes UML et de la documentation d'architecture</w:t>
+        <w:t>Réalisation de diagrammes UML et de la documentation d'architecture</w:t>
       </w:r>
     </w:p>
     <w:p>
@@ -662,7 +777,7 @@
           <w:sz w:val="22"/>
           <w:szCs w:val="22"/>
         </w:rPr>
-        <w:t xml:space="preserve">Java, JavaX, UML</w:t>
+        <w:t>Java, JavaX, UML</w:t>
       </w:r>
     </w:p>
     <w:p>
@@ -674,7 +789,8 @@
           <w:sz w:val="22"/>
           <w:szCs w:val="22"/>
         </w:rPr>
-        <w:t xml:space="preserve">PROJETS SÉLECTIONNÉS</w:t>
+        <w:lastRenderedPageBreak/>
+        <w:t>PROJETS SÉLECTIONNÉS</w:t>
       </w:r>
     </w:p>
     <w:p>
@@ -685,10 +801,8 @@
         <w:rPr>
           <w:b/>
           <w:bCs/>
-          <w:sz w:val="24"/>
-          <w:szCs w:val="24"/>
-        </w:rPr>
-        <w:t xml:space="preserve">Capital Thread — Plateforme IA de deals pour marchés privés</w:t>
+        </w:rPr>
+        <w:t>Capital Thread — Plateforme IA de deals pour marchés privés</w:t>
       </w:r>
       <w:r>
         <w:rPr>
@@ -709,7 +823,7 @@
           <w:sz w:val="22"/>
           <w:szCs w:val="22"/>
         </w:rPr>
-        <w:t xml:space="preserve">Plateforme de due diligence IA pour la dette privée, le private equity et le venture. Elle source des opportunités depuis SEC EDGAR et les données Form D, puis exécute un pipeline de diligence en un clic qui parse l'Inline XBRL et génère des modèles financiers, des valorisations DCF et des mémos d'investissement où chaque chiffre renvoie à sa source. Les LLM gèrent le jugement et la narration ; du code Python déterministe gère tous les calculs. ~86 000 lignes entre backend et frontend, 65 endpoints REST sur 25 tables, et 437 tests unitaires sur les moteurs financiers.</w:t>
+        <w:t>Plateforme de due diligence IA pour la dette privée, le private equity et le venture. Elle source des opportunités depuis SEC EDGAR et les données Form D, puis exécute un pipeline de diligence en un clic qui parse l'Inline XBRL et génère des modèles financiers, des valorisations DCF et des mémos d'investissement où chaque chiffre renvoie à sa source. Les LLM gèrent le jugement et la narration ; du code Python déterministe gère tous les calculs. ~86 000 lignes entre backend et frontend, 65 endpoints REST sur 25 tables, et 437 tests unitaires sur les moteurs financiers.</w:t>
       </w:r>
     </w:p>
     <w:p>
@@ -730,7 +844,7 @@
           <w:sz w:val="22"/>
           <w:szCs w:val="22"/>
         </w:rPr>
-        <w:t xml:space="preserve">React 19, TypeScript, FastAPI, PostgreSQL, SQLAlchemy, OpenAI API, Anthropic API, SEC EDGAR, Arelle XBRL, OAuth 2.0</w:t>
+        <w:t>React 19, TypeScript, FastAPI, PostgreSQL, SQLAlchemy, OpenAI API, Anthropic API, SEC EDGAR, Arelle XBRL, OAuth 2.0</w:t>
       </w:r>
     </w:p>
     <w:p>
@@ -741,10 +855,8 @@
         <w:rPr>
           <w:b/>
           <w:bCs/>
-          <w:sz w:val="24"/>
-          <w:szCs w:val="24"/>
-        </w:rPr>
-        <w:t xml:space="preserve">Alpha Momentum — Plateforme de recherche fintech</w:t>
+        </w:rPr>
+        <w:t>Alpha Momentum — Plateforme de recherche fintech</w:t>
       </w:r>
       <w:r>
         <w:rPr>
@@ -765,7 +877,7 @@
           <w:sz w:val="22"/>
           <w:szCs w:val="22"/>
         </w:rPr>
-        <w:t xml:space="preserve">Plateforme de recherche financière que j'ai construite de bout en bout sur le web, iOS et Android, avec un pipeline SEC de plus de 37 000 documents sur AWS Batch et cinq workflows de recherche LangGraph.</w:t>
+        <w:t>Plateforme de recherche financière que j'ai construite de bout en bout sur le web, iOS et Android, avec un pipeline SEC de plus de 37 000 documents sur AWS Batch et cinq workflows de recherche LangGraph.</w:t>
       </w:r>
     </w:p>
     <w:p>
@@ -786,7 +898,7 @@
           <w:sz w:val="22"/>
           <w:szCs w:val="22"/>
         </w:rPr>
-        <w:t xml:space="preserve">React 18, TypeScript, FastAPI, LangChain, AWS, MongoDB, Neo4j, Stripe, Plaid</w:t>
+        <w:t>React 18, TypeScript, FastAPI, LangChain, AWS, MongoDB, Neo4j, Stripe, Plaid</w:t>
       </w:r>
     </w:p>
     <w:p>
@@ -797,10 +909,8 @@
         <w:rPr>
           <w:b/>
           <w:bCs/>
-          <w:sz w:val="24"/>
-          <w:szCs w:val="24"/>
-        </w:rPr>
-        <w:t xml:space="preserve">Outlou — Réseau social géolocalisé</w:t>
+        </w:rPr>
+        <w:t>Outlou — Réseau social géolocalisé</w:t>
       </w:r>
       <w:r>
         <w:rPr>
@@ -821,7 +931,7 @@
           <w:sz w:val="22"/>
           <w:szCs w:val="22"/>
         </w:rPr>
-        <w:t xml:space="preserve">Réseau social géolocalisé en React Native et Firebase : les utilisateurs partagent des moments liés à des lieux, découvrent l'activité à proximité et se connectent via des fils basés sur la carte. Liens de profil QR ; anglais, arabe et français.</w:t>
+        <w:t>Réseau social géolocalisé en React Native et Firebase : les utilisateurs partagent des moments liés à des lieux, découvrent l'activité à proximité et se connectent via des fils basés sur la carte. Liens de profil QR ; anglais, arabe et français.</w:t>
       </w:r>
     </w:p>
     <w:p>
@@ -842,7 +952,7 @@
           <w:sz w:val="22"/>
           <w:szCs w:val="22"/>
         </w:rPr>
-        <w:t xml:space="preserve">React Native, Expo, Firebase, Node.js, Google Maps API, Backblaze B2, Resend</w:t>
+        <w:t>React Native, Expo, Firebase, Node.js, Google Maps API, Backblaze B2, Resend</w:t>
       </w:r>
     </w:p>
     <w:p>
@@ -853,10 +963,8 @@
         <w:rPr>
           <w:b/>
           <w:bCs/>
-          <w:sz w:val="24"/>
-          <w:szCs w:val="24"/>
-        </w:rPr>
-        <w:t xml:space="preserve">EduMemes — Plateforme EdTech</w:t>
+        </w:rPr>
+        <w:t>EduMemes — Plateforme EdTech</w:t>
       </w:r>
       <w:r>
         <w:rPr>
@@ -877,7 +985,7 @@
           <w:sz w:val="22"/>
           <w:szCs w:val="22"/>
         </w:rPr>
-        <w:t xml:space="preserve">Plateforme éducative qui utilise des memes et des vidéos courtes pour rendre l'apprentissage plus engageant. Réalisée en solo : front-end React, backend Node.js/MySQL et application compagnon React Native.</w:t>
+        <w:t>Plateforme éducative qui utilise des memes et des vidéos courtes pour rendre l'apprentissage plus engageant. Réalisée en solo : front-end React, backend Node.js/MySQL et application compagnon React Native.</w:t>
       </w:r>
     </w:p>
     <w:p>
@@ -898,7 +1006,7 @@
           <w:sz w:val="22"/>
           <w:szCs w:val="22"/>
         </w:rPr>
-        <w:t xml:space="preserve">React, Node.js, Express, MySQL, React Native</w:t>
+        <w:t>React, Node.js, Express, MySQL, React Native</w:t>
       </w:r>
     </w:p>
     <w:p>
@@ -910,7 +1018,7 @@
           <w:sz w:val="22"/>
           <w:szCs w:val="22"/>
         </w:rPr>
-        <w:t xml:space="preserve">COMPÉTENCES TECHNIQUES</w:t>
+        <w:t>COMPÉTENCES TECHNIQUES</w:t>
       </w:r>
     </w:p>
     <w:p>
@@ -931,7 +1039,7 @@
           <w:sz w:val="22"/>
           <w:szCs w:val="22"/>
         </w:rPr>
-        <w:t xml:space="preserve">React 19, TypeScript, Next.js, Vite, MUI, Tailwind CSS, TanStack Query, Zustand, Framer Motion, Angular, SCSS</w:t>
+        <w:t>React 19, TypeScript, Next.js, Vite, MUI, Tailwind CSS, TanStack Query, Zustand, Framer Motion, Angular, SCSS</w:t>
       </w:r>
     </w:p>
     <w:p>
@@ -952,7 +1060,7 @@
           <w:sz w:val="22"/>
           <w:szCs w:val="22"/>
         </w:rPr>
-        <w:t xml:space="preserve">React Native, Expo, Firebase, Plaid SDK, Achats in-app</w:t>
+        <w:t>React Native, Expo, Firebase, Plaid SDK, Achats in-app</w:t>
       </w:r>
     </w:p>
     <w:p>
@@ -973,7 +1081,7 @@
           <w:sz w:val="22"/>
           <w:szCs w:val="22"/>
         </w:rPr>
-        <w:t xml:space="preserve">Node.js, Express, FastAPI, Flask, Django, Spring Boot, Serverless Framework</w:t>
+        <w:t>Node.js, Express, FastAPI, Flask, Django, Spring Boot, Serverless Framework</w:t>
       </w:r>
     </w:p>
     <w:p>
@@ -994,7 +1102,7 @@
           <w:sz w:val="22"/>
           <w:szCs w:val="22"/>
         </w:rPr>
-        <w:t xml:space="preserve">PostgreSQL, MongoDB, Neo4j, MySQL, DynamoDB, Firebase</w:t>
+        <w:t>PostgreSQL, MongoDB, Neo4j, MySQL, DynamoDB, Firebase</w:t>
       </w:r>
     </w:p>
     <w:p>
@@ -1015,7 +1123,7 @@
           <w:sz w:val="22"/>
           <w:szCs w:val="22"/>
         </w:rPr>
-        <w:t xml:space="preserve">AWS (Lambda, ECS, ECR, S3, CloudFront, Cognito, Batch), Docker, GitHub Actions, Nginx, Azure</w:t>
+        <w:t>AWS (Lambda, ECS, ECR, S3, CloudFront, Cognito, Batch), Docker, GitHub Actions, Nginx, Azure</w:t>
       </w:r>
     </w:p>
     <w:p>
@@ -1036,7 +1144,7 @@
           <w:sz w:val="22"/>
           <w:szCs w:val="22"/>
         </w:rPr>
-        <w:t xml:space="preserve">LangChain, LangGraph, OpenAI API, Anthropic API, RAG, HuggingFace, TensorFlow, PyTorch</w:t>
+        <w:t>LangChain, LangGraph, OpenAI API, Anthropic API, RAG, HuggingFace, TensorFlow, PyTorch</w:t>
       </w:r>
     </w:p>
     <w:p>
@@ -1057,7 +1165,7 @@
           <w:sz w:val="22"/>
           <w:szCs w:val="22"/>
         </w:rPr>
-        <w:t xml:space="preserve">Stripe, Plaid, Alpaca, OAuth 2.0, Polygon, SEC EDGAR</w:t>
+        <w:t>Stripe, Plaid, Alpaca, OAuth 2.0, Polygon, SEC EDGAR</w:t>
       </w:r>
     </w:p>
     <w:p>
@@ -1069,7 +1177,7 @@
           <w:sz w:val="22"/>
           <w:szCs w:val="22"/>
         </w:rPr>
-        <w:t xml:space="preserve">FORMATION</w:t>
+        <w:t>FORMATION</w:t>
       </w:r>
     </w:p>
     <w:p>
@@ -1081,7 +1189,7 @@
           <w:sz w:val="22"/>
           <w:szCs w:val="22"/>
         </w:rPr>
-        <w:t xml:space="preserve">Ingénierie Informatique, Data Science — ESPRIT</w:t>
+        <w:t>Ingénierie Informatique, Data Science — ESPRIT</w:t>
       </w:r>
     </w:p>
     <w:p>
@@ -1095,7 +1203,8 @@
           <w:sz w:val="22"/>
           <w:szCs w:val="22"/>
         </w:rPr>
-        <w:t xml:space="preserve">Tunis · 2021 – 2024</w:t>
+        <w:lastRenderedPageBreak/>
+        <w:t>Tunis · 2021 – 2024</w:t>
       </w:r>
     </w:p>
     <w:p>
@@ -1111,7 +1220,7 @@
           <w:sz w:val="22"/>
           <w:szCs w:val="22"/>
         </w:rPr>
-        <w:t xml:space="preserve">Mémoire : « IA générative avec connaissances métier » — Mention : Très Bien</w:t>
+        <w:t>Mémoire : « IA générative avec connaissances métier » — Mention : Très Bien</w:t>
       </w:r>
     </w:p>
     <w:p>
@@ -1123,7 +1232,7 @@
           <w:sz w:val="22"/>
           <w:szCs w:val="22"/>
         </w:rPr>
-        <w:t xml:space="preserve">Licence en Informatique — ESSECT</w:t>
+        <w:t>Licence en Informatique — ESSECT</w:t>
       </w:r>
     </w:p>
     <w:p>
@@ -1137,7 +1246,7 @@
           <w:sz w:val="22"/>
           <w:szCs w:val="22"/>
         </w:rPr>
-        <w:t xml:space="preserve">Tunis · 2018 – 2021</w:t>
+        <w:t>Tunis · 2018 – 2021</w:t>
       </w:r>
     </w:p>
     <w:p>
@@ -1153,7 +1262,7 @@
           <w:sz w:val="22"/>
           <w:szCs w:val="22"/>
         </w:rPr>
-        <w:t xml:space="preserve">Fondations en développement logiciel, algorithmique et structures de données</w:t>
+        <w:t>Fondations en développement logiciel, algorithmique et structures de données</w:t>
       </w:r>
     </w:p>
     <w:p>
@@ -1165,7 +1274,7 @@
           <w:sz w:val="22"/>
           <w:szCs w:val="22"/>
         </w:rPr>
-        <w:t xml:space="preserve">INFORMATIONS COMPLÉMENTAIRES</w:t>
+        <w:t>INFORMATIONS COMPLÉMENTAIRES</w:t>
       </w:r>
     </w:p>
     <w:p>
@@ -1190,7 +1299,7 @@
           <w:sz w:val="22"/>
           <w:szCs w:val="22"/>
         </w:rPr>
-        <w:t xml:space="preserve">Arabe (Langue maternelle), Anglais (B2, Professionnel), Français (B2, Professionnel)</w:t>
+        <w:t>Arabe (Langue maternelle), Anglais (B2, Professionnel), Français (B2, Professionnel)</w:t>
       </w:r>
     </w:p>
     <w:p>
@@ -1215,7 +1324,7 @@
           <w:sz w:val="22"/>
           <w:szCs w:val="22"/>
         </w:rPr>
-        <w:t xml:space="preserve">Résolution de problèmes, collaboration et communication claire</w:t>
+        <w:t>Résolution de problèmes, collaboration et communication claire</w:t>
       </w:r>
     </w:p>
     <w:sectPr>
@@ -1955,6 +2064,30 @@
       <w:szCs w:val="20"/>
     </w:rPr>
   </w:style>
+  <w:style w:type="character" w:styleId="UnresolvedMention">
+    <w:name w:val="Unresolved Mention"/>
+    <w:basedOn w:val="DefaultParagraphFont"/>
+    <w:uiPriority w:val="99"/>
+    <w:semiHidden/>
+    <w:unhideWhenUsed/>
+    <w:rsid w:val="00AD4CDB"/>
+    <w:rPr>
+      <w:color w:val="605E5C"/>
+      <w:shd w:val="clear" w:color="auto" w:fill="E1DFDD"/>
+    </w:rPr>
+  </w:style>
+  <w:style w:type="character" w:styleId="FollowedHyperlink">
+    <w:name w:val="FollowedHyperlink"/>
+    <w:basedOn w:val="DefaultParagraphFont"/>
+    <w:uiPriority w:val="99"/>
+    <w:semiHidden/>
+    <w:unhideWhenUsed/>
+    <w:rsid w:val="00AD4CDB"/>
+    <w:rPr>
+      <w:color w:val="96607D" w:themeColor="followedHyperlink"/>
+      <w:u w:val="single"/>
+    </w:rPr>
+  </w:style>
 </w:styles>
 </file>
 

--- a/client/public/CV/FullStack/Louay_Guetat_FR.docx
+++ b/client/public/CV/FullStack/Louay_Guetat_FR.docx
@@ -20,7 +20,7 @@
     </w:p>
     <w:p>
       <w:pPr>
-        <w:spacing w:after="200"/>
+        <w:spacing w:after="120"/>
         <w:jc w:val="center"/>
       </w:pPr>
       <w:r>
@@ -72,7 +72,7 @@
     </w:p>
     <w:p>
       <w:pPr>
-        <w:spacing w:after="200"/>
+        <w:spacing w:after="120"/>
         <w:jc w:val="center"/>
       </w:pPr>
       <w:proofErr w:type="gramStart"/>
@@ -189,7 +189,7 @@
     </w:p>
     <w:p>
       <w:pPr>
-        <w:spacing w:after="300"/>
+        <w:spacing w:after="140"/>
       </w:pPr>
       <w:r>
         <w:rPr>
@@ -198,7 +198,7 @@
           <w:sz w:val="22"/>
           <w:szCs w:val="22"/>
         </w:rPr>
-        <w:t>Ingénieur Full Stack avec plus de 2 ans à livrer des logiciels en production sur le web, le mobile et le cloud. Je développe actuellement des produits fintech de bout en bout pour une startup américaine — des interfaces React et React Native aux APIs Python et Node.js sur AWS — avec des fonctionnalités IA/LLM intégrées. À l'aise sur toute la stack : interface produit, backends serverless, pipelines de données et CI/CD.</w:t>
+        <w:t xml:space="preserve">Ingénieur full-stack avec plus de 2 ans à concevoir et livrer des logiciels en production sur le web, le mobile et le cloud. En ce moment, je développe des produits fintech pour une startup américaine, sur toute la chaîne : React et React Native côté interface, APIs Python et Node.js sur AWS, et des fonctionnalités IA/LLM par-dessus. Je suis à l'aise sur toute la stack, de l'interface produit aux backends serverless, en passant par les pipelines de données et la CI/CD.</w:t>
       </w:r>
     </w:p>
     <w:p>
@@ -206,10 +206,7 @@
         <w:pStyle w:val="Heading1"/>
       </w:pPr>
       <w:r>
-        <w:rPr>
-          <w:sz w:val="22"/>
-          <w:szCs w:val="22"/>
-        </w:rPr>
+        <w:rPr/>
         <w:t>EXPÉRIENCE PROFESSIONNELLE</w:t>
       </w:r>
     </w:p>
@@ -218,15 +215,13 @@
         <w:pStyle w:val="Heading2"/>
       </w:pPr>
       <w:r>
-        <w:rPr>
-          <w:sz w:val="22"/>
-          <w:szCs w:val="22"/>
-        </w:rPr>
-        <w:t>Ingénieur Full Stack — Alpha Momentum</w:t>
-      </w:r>
-    </w:p>
-    <w:p>
-      <w:pPr>
+        <w:rPr/>
+        <w:t>Ingénieur Full Stack · Alpha Momentum</w:t>
+      </w:r>
+    </w:p>
+    <w:p>
+      <w:pPr>
+        <w:keepNext/>
         <w:spacing w:after="120"/>
       </w:pPr>
       <w:r>
@@ -248,7 +243,7 @@
           <w:sz w:val="22"/>
           <w:szCs w:val="22"/>
         </w:rPr>
-        <w:t>Plateforme de recherche financière avec modèles factoriels, recherche de documents SEC, automatisation de la recherche et trading en direct via Alpaca. Je prends en charge la majeure partie de la stack produit, des clients web et mobiles React aux services Python et Node.js sur AWS. Depuis août 2026, je pilote également Capital Thread, une plateforme de due diligence IA pour les marchés privés (détaillée dans Projets sélectionnés), en tant que mission client via Alpha Momentum.</w:t>
+        <w:t xml:space="preserve">Plateforme de recherche financière avec modèles factoriels, recherche de documents SEC, automatisation de la recherche et trading en direct via Alpaca. Je prends en charge la majeure partie de la stack produit, des clients web et mobiles React aux services Python et Node.js sur AWS. Depuis août 2026, je pilote également Capital Thread, une plateforme de due diligence IA pour les marchés privés (présentée dans Projets sélectionnés), en tant que mission client via Alpha Momentum.</w:t>
       </w:r>
     </w:p>
     <w:p>
@@ -334,6 +329,7 @@
     <w:p>
       <w:pPr>
         <w:pStyle w:val="ListParagraph"/>
+        <w:keepNext/>
         <w:numPr>
           <w:ilvl w:val="0"/>
           <w:numId w:val="2"/>
@@ -349,7 +345,7 @@
     </w:p>
     <w:p>
       <w:pPr>
-        <w:spacing w:before="100" w:after="200"/>
+        <w:spacing w:before="80" w:after="120"/>
       </w:pPr>
       <w:r>
         <w:rPr>
@@ -373,16 +369,14 @@
         <w:pStyle w:val="Heading2"/>
       </w:pPr>
       <w:r>
-        <w:rPr>
-          <w:sz w:val="22"/>
-          <w:szCs w:val="22"/>
-        </w:rPr>
+        <w:rPr/>
         <w:lastRenderedPageBreak/>
-        <w:t>Développeur Full Stack — WeTekup</w:t>
-      </w:r>
-    </w:p>
-    <w:p>
-      <w:pPr>
+        <w:t>Développeur Full Stack · WeTekup</w:t>
+      </w:r>
+    </w:p>
+    <w:p>
+      <w:pPr>
+        <w:keepNext/>
         <w:spacing w:after="120"/>
       </w:pPr>
       <w:r>
@@ -424,7 +418,69 @@
           <w:sz w:val="22"/>
           <w:szCs w:val="22"/>
         </w:rPr>
-        <w:t>Livraison d'APIs REST robustes avec Node.js/Express — middleware d'authentification, de validation et de gestion d'erreurs — sur des schémas PostgreSQL normalisés avec requêtes optimisées et indexation</w:t>
+        <w:t xml:space="preserve">Livraison d'APIs REST solides avec Node.js/Express (middleware d'authentification, de validation et de gestion d'erreurs) sur des schémas PostgreSQL normalisés avec requêtes optimisées et indexation</w:t>
+      </w:r>
+    </w:p>
+    <w:p>
+      <w:pPr>
+        <w:pStyle w:val="ListParagraph"/>
+        <w:keepNext/>
+        <w:numPr>
+          <w:ilvl w:val="0"/>
+          <w:numId w:val="2"/>
+        </w:numPr>
+      </w:pPr>
+      <w:r>
+        <w:rPr>
+          <w:sz w:val="22"/>
+          <w:szCs w:val="22"/>
+        </w:rPr>
+        <w:t>Déploiement en production sur Hostinger avec Nginx en proxy inverse : SSL/TLS, gzip, mise en cache et optimisation des performances (lazy loading, code splitting, optimisation des assets)</w:t>
+      </w:r>
+    </w:p>
+    <w:p>
+      <w:pPr>
+        <w:spacing w:before="80" w:after="120"/>
+      </w:pPr>
+      <w:r>
+        <w:rPr>
+          <w:b/>
+          <w:bCs/>
+          <w:sz w:val="22"/>
+          <w:szCs w:val="22"/>
+        </w:rPr>
+        <w:t xml:space="preserve">Technologies : </w:t>
+      </w:r>
+      <w:r>
+        <w:rPr>
+          <w:sz w:val="22"/>
+          <w:szCs w:val="22"/>
+        </w:rPr>
+        <w:t>React, Node.js, Express.js, SCSS, PostgreSQL, Nginx, REST API</w:t>
+      </w:r>
+    </w:p>
+    <w:p>
+      <w:pPr>
+        <w:pStyle w:val="Heading2"/>
+      </w:pPr>
+      <w:r>
+        <w:rPr/>
+        <w:t>Stagiaire Data Science · Sagemcom</w:t>
+      </w:r>
+    </w:p>
+    <w:p>
+      <w:pPr>
+        <w:keepNext/>
+        <w:spacing w:after="120"/>
+      </w:pPr>
+      <w:r>
+        <w:rPr>
+          <w:i/>
+          <w:iCs/>
+          <w:sz w:val="22"/>
+          <w:szCs w:val="22"/>
+        </w:rPr>
+        <w:t>Tunis | Février 2024 – Août 2024</w:t>
       </w:r>
     </w:p>
     <w:p>
@@ -440,54 +496,7 @@
           <w:sz w:val="22"/>
           <w:szCs w:val="22"/>
         </w:rPr>
-        <w:t>Déploiement en production sur Hostinger avec Nginx en proxy inverse : SSL/TLS, gzip, mise en cache et optimisation des performances (lazy loading, code splitting, optimisation des assets)</w:t>
-      </w:r>
-    </w:p>
-    <w:p>
-      <w:pPr>
-        <w:spacing w:before="100" w:after="200"/>
-      </w:pPr>
-      <w:r>
-        <w:rPr>
-          <w:b/>
-          <w:bCs/>
-          <w:sz w:val="22"/>
-          <w:szCs w:val="22"/>
-        </w:rPr>
-        <w:t xml:space="preserve">Technologies : </w:t>
-      </w:r>
-      <w:r>
-        <w:rPr>
-          <w:sz w:val="22"/>
-          <w:szCs w:val="22"/>
-        </w:rPr>
-        <w:t>React, Node.js, Express.js, SCSS, PostgreSQL, Nginx, REST API</w:t>
-      </w:r>
-    </w:p>
-    <w:p>
-      <w:pPr>
-        <w:pStyle w:val="Heading2"/>
-      </w:pPr>
-      <w:r>
-        <w:rPr>
-          <w:sz w:val="22"/>
-          <w:szCs w:val="22"/>
-        </w:rPr>
-        <w:t>Stagiaire Data Science — Sagemcom</w:t>
-      </w:r>
-    </w:p>
-    <w:p>
-      <w:pPr>
-        <w:spacing w:after="120"/>
-      </w:pPr>
-      <w:r>
-        <w:rPr>
-          <w:i/>
-          <w:iCs/>
-          <w:sz w:val="22"/>
-          <w:szCs w:val="22"/>
-        </w:rPr>
-        <w:t>Tunis | Février 2024 – Août 2024</w:t>
+        <w:t xml:space="preserve">Construction d'un pipeline de données complet, de la collecte à l'intégration des modèles, avec scraping et constitution de jeux de données via Selenium et BeautifulSoup</w:t>
       </w:r>
     </w:p>
     <w:p>
@@ -503,7 +512,69 @@
           <w:sz w:val="22"/>
           <w:szCs w:val="22"/>
         </w:rPr>
-        <w:t>Construction d'un pipeline de données de bout en bout, de la collecte à l'intégration des modèles, avec scraping et constitution de jeux de données via Selenium et BeautifulSoup</w:t>
+        <w:t>Construction de pipelines de récupération avec des modèles HuggingFace et LangChain, ainsi que des workflows automatisés avec LangGraph</w:t>
+      </w:r>
+    </w:p>
+    <w:p>
+      <w:pPr>
+        <w:pStyle w:val="ListParagraph"/>
+        <w:keepNext/>
+        <w:numPr>
+          <w:ilvl w:val="0"/>
+          <w:numId w:val="2"/>
+        </w:numPr>
+      </w:pPr>
+      <w:r>
+        <w:rPr>
+          <w:sz w:val="22"/>
+          <w:szCs w:val="22"/>
+        </w:rPr>
+        <w:t>Développement d'une interface web ReactJS + Flask avec intégration d'une API REST pour les interactions avec les modèles</w:t>
+      </w:r>
+    </w:p>
+    <w:p>
+      <w:pPr>
+        <w:spacing w:before="80" w:after="120"/>
+      </w:pPr>
+      <w:r>
+        <w:rPr>
+          <w:b/>
+          <w:bCs/>
+          <w:sz w:val="22"/>
+          <w:szCs w:val="22"/>
+        </w:rPr>
+        <w:t xml:space="preserve">Technologies : </w:t>
+      </w:r>
+      <w:r>
+        <w:rPr>
+          <w:sz w:val="22"/>
+          <w:szCs w:val="22"/>
+        </w:rPr>
+        <w:t>Python, Flask, ReactJS, LangChain, LangGraph, HuggingFace, SQLite, REST API</w:t>
+      </w:r>
+    </w:p>
+    <w:p>
+      <w:pPr>
+        <w:pStyle w:val="Heading2"/>
+      </w:pPr>
+      <w:r>
+        <w:rPr/>
+        <w:t>Stagiaire Full Stack · WeTekup (Khedma.site)</w:t>
+      </w:r>
+    </w:p>
+    <w:p>
+      <w:pPr>
+        <w:keepNext/>
+        <w:spacing w:after="120"/>
+      </w:pPr>
+      <w:r>
+        <w:rPr>
+          <w:i/>
+          <w:iCs/>
+          <w:sz w:val="22"/>
+          <w:szCs w:val="22"/>
+        </w:rPr>
+        <w:t>Tunis | Juillet 2023 – Septembre 2023</w:t>
       </w:r>
     </w:p>
     <w:p>
@@ -519,7 +590,131 @@
           <w:sz w:val="22"/>
           <w:szCs w:val="22"/>
         </w:rPr>
-        <w:t>Construction de pipelines de récupération avec des modèles HuggingFace et LangChain, ainsi que des workflows automatisés avec LangGraph</w:t>
+        <w:t>Développement d'une plateforme de recrutement pour employeurs et chercheurs d'emploi avec un front-end ReactJS</w:t>
+      </w:r>
+    </w:p>
+    <w:p>
+      <w:pPr>
+        <w:pStyle w:val="ListParagraph"/>
+        <w:keepNext/>
+        <w:numPr>
+          <w:ilvl w:val="0"/>
+          <w:numId w:val="2"/>
+        </w:numPr>
+      </w:pPr>
+      <w:r>
+        <w:rPr>
+          <w:sz w:val="22"/>
+          <w:szCs w:val="22"/>
+        </w:rPr>
+        <w:t>Conception et implémentation d'APIs REST avec Django sur un schéma PostgreSQL optimisé</w:t>
+      </w:r>
+    </w:p>
+    <w:p>
+      <w:pPr>
+        <w:spacing w:before="80" w:after="120"/>
+      </w:pPr>
+      <w:r>
+        <w:rPr>
+          <w:b/>
+          <w:bCs/>
+          <w:sz w:val="22"/>
+          <w:szCs w:val="22"/>
+        </w:rPr>
+        <w:t xml:space="preserve">Technologies : </w:t>
+      </w:r>
+      <w:r>
+        <w:rPr>
+          <w:sz w:val="22"/>
+          <w:szCs w:val="22"/>
+        </w:rPr>
+        <w:t>ReactJS, Django, Python, PostgreSQL, REST API</w:t>
+      </w:r>
+    </w:p>
+    <w:p>
+      <w:pPr>
+        <w:pStyle w:val="Heading2"/>
+      </w:pPr>
+      <w:r>
+        <w:rPr/>
+        <w:t>Stagiaire Développeur Frontend · E-Build</w:t>
+      </w:r>
+    </w:p>
+    <w:p>
+      <w:pPr>
+        <w:keepNext/>
+        <w:spacing w:after="120"/>
+      </w:pPr>
+      <w:r>
+        <w:rPr>
+          <w:i/>
+          <w:iCs/>
+          <w:sz w:val="22"/>
+          <w:szCs w:val="22"/>
+        </w:rPr>
+        <w:t>Tunis | Juillet 2022 – Septembre 2022</w:t>
+      </w:r>
+    </w:p>
+    <w:p>
+      <w:pPr>
+        <w:pStyle w:val="ListParagraph"/>
+        <w:keepNext/>
+        <w:numPr>
+          <w:ilvl w:val="0"/>
+          <w:numId w:val="2"/>
+        </w:numPr>
+      </w:pPr>
+      <w:r>
+        <w:rPr>
+          <w:sz w:val="22"/>
+          <w:szCs w:val="22"/>
+        </w:rPr>
+        <w:t>Développement et maintenance de composants frontend responsives pour des applications web</w:t>
+      </w:r>
+    </w:p>
+    <w:p>
+      <w:pPr>
+        <w:spacing w:before="80" w:after="120"/>
+      </w:pPr>
+      <w:r>
+        <w:rPr>
+          <w:b/>
+          <w:bCs/>
+          <w:sz w:val="22"/>
+          <w:szCs w:val="22"/>
+        </w:rPr>
+        <w:t xml:space="preserve">Technologies : </w:t>
+      </w:r>
+      <w:r>
+        <w:rPr>
+          <w:sz w:val="22"/>
+          <w:szCs w:val="22"/>
+        </w:rPr>
+        <w:t>HTML, CSS, JavaScript</w:t>
+      </w:r>
+    </w:p>
+    <w:p>
+      <w:pPr>
+        <w:pStyle w:val="Heading2"/>
+      </w:pPr>
+      <w:r>
+        <w:rPr/>
+        <w:t>Stagiaire Développeur Logiciel · OACA</w:t>
+      </w:r>
+    </w:p>
+    <w:p>
+      <w:pPr>
+        <w:keepNext/>
+        <w:spacing w:after="120"/>
+      </w:pPr>
+      <w:r>
+        <w:rPr>
+          <w:i/>
+          <w:iCs/>
+          <w:sz w:val="22"/>
+          <w:szCs w:val="22"/>
+        </w:rPr>
+        <w:t>Tunis | Février 2021 – Juin 2021</w:t>
       </w:r>
     </w:p>
     <w:p>
@@ -535,12 +730,29 @@
           <w:sz w:val="22"/>
           <w:szCs w:val="22"/>
         </w:rPr>
-        <w:t>Développement d'une interface web ReactJS + Flask avec intégration d'une API REST pour les interactions avec les modèles</w:t>
-      </w:r>
-    </w:p>
-    <w:p>
-      <w:pPr>
-        <w:spacing w:before="100" w:after="200"/>
+        <w:t>Conception et développement d'une application desktop Java (JavaX) pour la gestion et le suivi de marché</w:t>
+      </w:r>
+    </w:p>
+    <w:p>
+      <w:pPr>
+        <w:pStyle w:val="ListParagraph"/>
+        <w:keepNext/>
+        <w:numPr>
+          <w:ilvl w:val="0"/>
+          <w:numId w:val="2"/>
+        </w:numPr>
+      </w:pPr>
+      <w:r>
+        <w:rPr>
+          <w:sz w:val="22"/>
+          <w:szCs w:val="22"/>
+        </w:rPr>
+        <w:t>Réalisation de diagrammes UML et de la documentation d'architecture</w:t>
+      </w:r>
+    </w:p>
+    <w:p>
+      <w:pPr>
+        <w:spacing w:before="80" w:after="120"/>
       </w:pPr>
       <w:r>
         <w:rPr>
@@ -556,25 +768,32 @@
           <w:sz w:val="22"/>
           <w:szCs w:val="22"/>
         </w:rPr>
-        <w:t>Python, Flask, ReactJS, LangChain, LangGraph, HuggingFace, SQLite, REST API</w:t>
-      </w:r>
-    </w:p>
-    <w:p>
-      <w:pPr>
-        <w:pStyle w:val="Heading2"/>
-      </w:pPr>
-      <w:r>
-        <w:rPr>
-          <w:sz w:val="22"/>
-          <w:szCs w:val="22"/>
-        </w:rPr>
-        <w:t>Stagiaire Full Stack — WeTekup (Khedma.site)</w:t>
-      </w:r>
-    </w:p>
-    <w:p>
-      <w:pPr>
-        <w:spacing w:after="120"/>
-      </w:pPr>
+        <w:t>Java, JavaX, UML</w:t>
+      </w:r>
+    </w:p>
+    <w:p>
+      <w:pPr>
+        <w:pStyle w:val="Heading1"/>
+      </w:pPr>
+      <w:r>
+        <w:rPr/>
+        <w:lastRenderedPageBreak/>
+        <w:t>PROJETS SÉLECTIONNÉS</w:t>
+      </w:r>
+    </w:p>
+    <w:p>
+      <w:pPr>
+        <w:keepNext/>
+        <w:spacing w:before="140" w:after="40"/>
+      </w:pPr>
+      <w:r>
+        <w:rPr>
+          <w:b/>
+          <w:bCs/>
+          <w:color w:val="4472C4"/>
+        </w:rPr>
+        <w:t>Capital Thread · Plateforme IA de deals pour marchés privés</w:t>
+      </w:r>
       <w:r>
         <w:rPr>
           <w:i/>
@@ -582,7 +801,401 @@
           <w:sz w:val="22"/>
           <w:szCs w:val="22"/>
         </w:rPr>
-        <w:t>Tunis | Juillet 2023 – Septembre 2023</w:t>
+        <w:t xml:space="preserve">  ·  Mission client via Alpha Momentum · Août 2026 – Présent</w:t>
+      </w:r>
+    </w:p>
+    <w:p>
+      <w:pPr>
+        <w:keepNext/>
+        <w:spacing w:after="40"/>
+      </w:pPr>
+      <w:r>
+        <w:rPr>
+          <w:sz w:val="22"/>
+          <w:szCs w:val="22"/>
+        </w:rPr>
+        <w:t xml:space="preserve">Plateforme de due diligence IA pour la dette privée, le private equity et le venture. Elle source des opportunités depuis SEC EDGAR et les données Form D, puis exécute un pipeline de diligence en un clic qui parse l'Inline XBRL et génère des modèles financiers, des valorisations DCF et des mémos d'investissement où chaque chiffre renvoie à sa source. Les LLM gèrent le jugement et la rédaction, tandis que tous les calculs tournent en Python déterministe. ~86 000 lignes entre backend et frontend, 65 endpoints REST sur 25 tables, et 437 tests unitaires sur les moteurs financiers.</w:t>
+      </w:r>
+    </w:p>
+    <w:p>
+      <w:pPr>
+        <w:spacing w:after="120"/>
+      </w:pPr>
+      <w:r>
+        <w:rPr>
+          <w:b/>
+          <w:bCs/>
+          <w:sz w:val="22"/>
+          <w:szCs w:val="22"/>
+        </w:rPr>
+        <w:t xml:space="preserve">Technologies : </w:t>
+      </w:r>
+      <w:r>
+        <w:rPr>
+          <w:sz w:val="22"/>
+          <w:szCs w:val="22"/>
+        </w:rPr>
+        <w:t>React 19, TypeScript, FastAPI, PostgreSQL, SQLAlchemy, OpenAI API, Anthropic API, SEC EDGAR, Arelle XBRL, OAuth 2.0</w:t>
+      </w:r>
+    </w:p>
+    <w:p>
+      <w:pPr>
+        <w:keepNext/>
+        <w:spacing w:before="140" w:after="40"/>
+      </w:pPr>
+      <w:r>
+        <w:rPr>
+          <w:b/>
+          <w:bCs/>
+          <w:color w:val="4472C4"/>
+        </w:rPr>
+        <w:t>Alpha Momentum · Plateforme de recherche fintech</w:t>
+      </w:r>
+      <w:r>
+        <w:rPr>
+          <w:i/>
+          <w:iCs/>
+          <w:sz w:val="22"/>
+          <w:szCs w:val="22"/>
+        </w:rPr>
+        <w:t xml:space="preserve">  ·  alphamomentum.ai · En ligne</w:t>
+      </w:r>
+    </w:p>
+    <w:p>
+      <w:pPr>
+        <w:keepNext/>
+        <w:spacing w:after="40"/>
+      </w:pPr>
+      <w:r>
+        <w:rPr>
+          <w:sz w:val="22"/>
+          <w:szCs w:val="22"/>
+        </w:rPr>
+        <w:t xml:space="preserve">Plateforme de recherche financière que j'ai construite sur le web, iOS et Android, avec un pipeline SEC de plus de 37 000 documents sur AWS Batch et cinq workflows de recherche LangGraph.</w:t>
+      </w:r>
+    </w:p>
+    <w:p>
+      <w:pPr>
+        <w:spacing w:after="120"/>
+      </w:pPr>
+      <w:r>
+        <w:rPr>
+          <w:b/>
+          <w:bCs/>
+          <w:sz w:val="22"/>
+          <w:szCs w:val="22"/>
+        </w:rPr>
+        <w:t xml:space="preserve">Technologies : </w:t>
+      </w:r>
+      <w:r>
+        <w:rPr>
+          <w:sz w:val="22"/>
+          <w:szCs w:val="22"/>
+        </w:rPr>
+        <w:t>React 18, TypeScript, FastAPI, LangChain, AWS, MongoDB, Neo4j, Stripe, Plaid</w:t>
+      </w:r>
+    </w:p>
+    <w:p>
+      <w:pPr>
+        <w:keepNext/>
+        <w:spacing w:before="140" w:after="40"/>
+      </w:pPr>
+      <w:r>
+        <w:rPr>
+          <w:b/>
+          <w:bCs/>
+          <w:color w:val="4472C4"/>
+        </w:rPr>
+        <w:t>Outlou · Réseau social géolocalisé</w:t>
+      </w:r>
+      <w:r>
+        <w:rPr>
+          <w:i/>
+          <w:iCs/>
+          <w:sz w:val="22"/>
+          <w:szCs w:val="22"/>
+        </w:rPr>
+        <w:t xml:space="preserve">  ·  En développement</w:t>
+      </w:r>
+    </w:p>
+    <w:p>
+      <w:pPr>
+        <w:keepNext/>
+        <w:spacing w:after="40"/>
+      </w:pPr>
+      <w:r>
+        <w:rPr>
+          <w:sz w:val="22"/>
+          <w:szCs w:val="22"/>
+        </w:rPr>
+        <w:t>Réseau social géolocalisé en React Native et Firebase : les utilisateurs partagent des moments liés à des lieux, découvrent l'activité à proximité et se connectent via des fils basés sur la carte. Liens de profil QR ; anglais, arabe et français.</w:t>
+      </w:r>
+    </w:p>
+    <w:p>
+      <w:pPr>
+        <w:spacing w:after="120"/>
+      </w:pPr>
+      <w:r>
+        <w:rPr>
+          <w:b/>
+          <w:bCs/>
+          <w:sz w:val="22"/>
+          <w:szCs w:val="22"/>
+        </w:rPr>
+        <w:t xml:space="preserve">Technologies : </w:t>
+      </w:r>
+      <w:r>
+        <w:rPr>
+          <w:sz w:val="22"/>
+          <w:szCs w:val="22"/>
+        </w:rPr>
+        <w:t>React Native, Expo, Firebase, Node.js, Google Maps API, Backblaze B2, Resend</w:t>
+      </w:r>
+    </w:p>
+    <w:p>
+      <w:pPr>
+        <w:keepNext/>
+        <w:spacing w:before="140" w:after="40"/>
+      </w:pPr>
+      <w:r>
+        <w:rPr>
+          <w:b/>
+          <w:bCs/>
+          <w:color w:val="4472C4"/>
+        </w:rPr>
+        <w:t>EduMemes · Plateforme EdTech</w:t>
+      </w:r>
+      <w:r>
+        <w:rPr>
+          <w:i/>
+          <w:iCs/>
+          <w:sz w:val="22"/>
+          <w:szCs w:val="22"/>
+        </w:rPr>
+        <w:t xml:space="preserve">  ·  edu.memes.tn · En ligne</w:t>
+      </w:r>
+    </w:p>
+    <w:p>
+      <w:pPr>
+        <w:keepNext/>
+        <w:spacing w:after="40"/>
+      </w:pPr>
+      <w:r>
+        <w:rPr>
+          <w:sz w:val="22"/>
+          <w:szCs w:val="22"/>
+        </w:rPr>
+        <w:t>Plateforme éducative qui utilise des memes et des vidéos courtes pour rendre l'apprentissage plus engageant. Réalisée en solo : front-end React, backend Node.js/MySQL et application compagnon React Native.</w:t>
+      </w:r>
+    </w:p>
+    <w:p>
+      <w:pPr>
+        <w:spacing w:after="120"/>
+      </w:pPr>
+      <w:r>
+        <w:rPr>
+          <w:b/>
+          <w:bCs/>
+          <w:sz w:val="22"/>
+          <w:szCs w:val="22"/>
+        </w:rPr>
+        <w:t xml:space="preserve">Technologies : </w:t>
+      </w:r>
+      <w:r>
+        <w:rPr>
+          <w:sz w:val="22"/>
+          <w:szCs w:val="22"/>
+        </w:rPr>
+        <w:t>React, Node.js, Express, MySQL, React Native</w:t>
+      </w:r>
+    </w:p>
+    <w:p>
+      <w:pPr>
+        <w:pStyle w:val="Heading1"/>
+      </w:pPr>
+      <w:r>
+        <w:rPr/>
+        <w:t>COMPÉTENCES TECHNIQUES</w:t>
+      </w:r>
+    </w:p>
+    <w:p>
+      <w:pPr>
+        <w:spacing w:after="60"/>
+      </w:pPr>
+      <w:r>
+        <w:rPr>
+          <w:b/>
+          <w:bCs/>
+          <w:sz w:val="22"/>
+          <w:szCs w:val="22"/>
+        </w:rPr>
+        <w:t xml:space="preserve">Frontend : </w:t>
+      </w:r>
+      <w:r>
+        <w:rPr>
+          <w:sz w:val="22"/>
+          <w:szCs w:val="22"/>
+        </w:rPr>
+        <w:t>React 19, TypeScript, Next.js, Vite, MUI, Tailwind CSS, TanStack Query, Zustand, Framer Motion, Angular, SCSS</w:t>
+      </w:r>
+    </w:p>
+    <w:p>
+      <w:pPr>
+        <w:spacing w:after="60"/>
+      </w:pPr>
+      <w:r>
+        <w:rPr>
+          <w:b/>
+          <w:bCs/>
+          <w:sz w:val="22"/>
+          <w:szCs w:val="22"/>
+        </w:rPr>
+        <w:t xml:space="preserve">Mobile : </w:t>
+      </w:r>
+      <w:r>
+        <w:rPr>
+          <w:sz w:val="22"/>
+          <w:szCs w:val="22"/>
+        </w:rPr>
+        <w:t>React Native, Expo, Firebase, Plaid SDK, Achats in-app</w:t>
+      </w:r>
+    </w:p>
+    <w:p>
+      <w:pPr>
+        <w:spacing w:after="60"/>
+      </w:pPr>
+      <w:r>
+        <w:rPr>
+          <w:b/>
+          <w:bCs/>
+          <w:sz w:val="22"/>
+          <w:szCs w:val="22"/>
+        </w:rPr>
+        <w:t xml:space="preserve">Backend : </w:t>
+      </w:r>
+      <w:r>
+        <w:rPr>
+          <w:sz w:val="22"/>
+          <w:szCs w:val="22"/>
+        </w:rPr>
+        <w:t>Node.js, Express, FastAPI, Flask, Django, Spring Boot, Serverless Framework</w:t>
+      </w:r>
+    </w:p>
+    <w:p>
+      <w:pPr>
+        <w:spacing w:after="60"/>
+      </w:pPr>
+      <w:r>
+        <w:rPr>
+          <w:b/>
+          <w:bCs/>
+          <w:sz w:val="22"/>
+          <w:szCs w:val="22"/>
+        </w:rPr>
+        <w:t xml:space="preserve">Bases de données : </w:t>
+      </w:r>
+      <w:r>
+        <w:rPr>
+          <w:sz w:val="22"/>
+          <w:szCs w:val="22"/>
+        </w:rPr>
+        <w:t>PostgreSQL, MongoDB, Neo4j, MySQL, DynamoDB, Firebase</w:t>
+      </w:r>
+    </w:p>
+    <w:p>
+      <w:pPr>
+        <w:spacing w:after="60"/>
+      </w:pPr>
+      <w:r>
+        <w:rPr>
+          <w:b/>
+          <w:bCs/>
+          <w:sz w:val="22"/>
+          <w:szCs w:val="22"/>
+        </w:rPr>
+        <w:t xml:space="preserve">Cloud &amp; DevOps : </w:t>
+      </w:r>
+      <w:r>
+        <w:rPr>
+          <w:sz w:val="22"/>
+          <w:szCs w:val="22"/>
+        </w:rPr>
+        <w:t>AWS (Lambda, ECS, ECR, S3, CloudFront, Cognito, Batch), Docker, GitHub Actions, Nginx, Azure</w:t>
+      </w:r>
+    </w:p>
+    <w:p>
+      <w:pPr>
+        <w:spacing w:after="60"/>
+      </w:pPr>
+      <w:r>
+        <w:rPr>
+          <w:b/>
+          <w:bCs/>
+          <w:sz w:val="22"/>
+          <w:szCs w:val="22"/>
+        </w:rPr>
+        <w:t xml:space="preserve">IA / ML : </w:t>
+      </w:r>
+      <w:r>
+        <w:rPr>
+          <w:sz w:val="22"/>
+          <w:szCs w:val="22"/>
+        </w:rPr>
+        <w:t>LangChain, LangGraph, OpenAI API, Anthropic API, RAG, HuggingFace, TensorFlow, PyTorch</w:t>
+      </w:r>
+    </w:p>
+    <w:p>
+      <w:pPr>
+        <w:spacing w:after="60"/>
+      </w:pPr>
+      <w:r>
+        <w:rPr>
+          <w:b/>
+          <w:bCs/>
+          <w:sz w:val="22"/>
+          <w:szCs w:val="22"/>
+        </w:rPr>
+        <w:t xml:space="preserve">Intégrations : </w:t>
+      </w:r>
+      <w:r>
+        <w:rPr>
+          <w:sz w:val="22"/>
+          <w:szCs w:val="22"/>
+        </w:rPr>
+        <w:t>Stripe, Plaid, Alpaca, OAuth 2.0, Polygon, SEC EDGAR</w:t>
+      </w:r>
+    </w:p>
+    <w:p>
+      <w:pPr>
+        <w:pStyle w:val="Heading1"/>
+      </w:pPr>
+      <w:r>
+        <w:rPr/>
+        <w:t>FORMATION</w:t>
+      </w:r>
+    </w:p>
+    <w:p>
+      <w:pPr>
+        <w:pStyle w:val="Heading2"/>
+      </w:pPr>
+      <w:r>
+        <w:rPr/>
+        <w:t>Ingénierie Informatique, Data Science · ESPRIT</w:t>
+      </w:r>
+    </w:p>
+    <w:p>
+      <w:pPr>
+        <w:spacing w:after="120"/>
+      </w:pPr>
+      <w:r>
+        <w:rPr>
+          <w:i/>
+          <w:iCs/>
+          <w:sz w:val="22"/>
+          <w:szCs w:val="22"/>
+        </w:rPr>
+        <w:lastRenderedPageBreak/>
+        <w:t>Tunis · 2021 – 2024</w:t>
       </w:r>
     </w:p>
     <w:p>
@@ -598,7 +1211,30 @@
           <w:sz w:val="22"/>
           <w:szCs w:val="22"/>
         </w:rPr>
-        <w:t>Développement d'une plateforme de recrutement pour employeurs et chercheurs d'emploi avec un front-end ReactJS</w:t>
+        <w:t>Mémoire : « IA générative avec connaissances métier » · Mention : Très Bien</w:t>
+      </w:r>
+    </w:p>
+    <w:p>
+      <w:pPr>
+        <w:pStyle w:val="Heading2"/>
+      </w:pPr>
+      <w:r>
+        <w:rPr/>
+        <w:t>Licence en Informatique · ESSECT</w:t>
+      </w:r>
+    </w:p>
+    <w:p>
+      <w:pPr>
+        <w:spacing w:after="120"/>
+      </w:pPr>
+      <w:r>
+        <w:rPr>
+          <w:i/>
+          <w:iCs/>
+          <w:sz w:val="22"/>
+          <w:szCs w:val="22"/>
+        </w:rPr>
+        <w:t>Tunis · 2018 – 2021</w:t>
       </w:r>
     </w:p>
     <w:p>
@@ -614,54 +1250,16 @@
           <w:sz w:val="22"/>
           <w:szCs w:val="22"/>
         </w:rPr>
-        <w:t>Conception et implémentation d'APIs REST avec Django sur un schéma PostgreSQL optimisé</w:t>
-      </w:r>
-    </w:p>
-    <w:p>
-      <w:pPr>
-        <w:spacing w:before="100" w:after="200"/>
-      </w:pPr>
-      <w:r>
-        <w:rPr>
-          <w:b/>
-          <w:bCs/>
-          <w:sz w:val="22"/>
-          <w:szCs w:val="22"/>
-        </w:rPr>
-        <w:t xml:space="preserve">Technologies : </w:t>
-      </w:r>
-      <w:r>
-        <w:rPr>
-          <w:sz w:val="22"/>
-          <w:szCs w:val="22"/>
-        </w:rPr>
-        <w:t>ReactJS, Django, Python, PostgreSQL, REST API</w:t>
-      </w:r>
-    </w:p>
-    <w:p>
-      <w:pPr>
-        <w:pStyle w:val="Heading2"/>
-      </w:pPr>
-      <w:r>
-        <w:rPr>
-          <w:sz w:val="22"/>
-          <w:szCs w:val="22"/>
-        </w:rPr>
-        <w:t>Stagiaire Développeur Frontend — E-Build</w:t>
-      </w:r>
-    </w:p>
-    <w:p>
-      <w:pPr>
-        <w:spacing w:after="120"/>
-      </w:pPr>
-      <w:r>
-        <w:rPr>
-          <w:i/>
-          <w:iCs/>
-          <w:sz w:val="22"/>
-          <w:szCs w:val="22"/>
-        </w:rPr>
-        <w:t>Tunis | Juillet 2022 – Septembre 2022</w:t>
+        <w:t>Fondations en développement logiciel, algorithmique et structures de données</w:t>
+      </w:r>
+    </w:p>
+    <w:p>
+      <w:pPr>
+        <w:pStyle w:val="Heading1"/>
+      </w:pPr>
+      <w:r>
+        <w:rPr/>
+        <w:t>INFORMATIONS COMPLÉMENTAIRES</w:t>
       </w:r>
     </w:p>
     <w:p>
@@ -674,57 +1272,19 @@
       </w:pPr>
       <w:r>
         <w:rPr>
-          <w:sz w:val="22"/>
-          <w:szCs w:val="22"/>
-        </w:rPr>
-        <w:t>Développement et maintenance de composants frontend responsives pour des applications web</w:t>
-      </w:r>
-    </w:p>
-    <w:p>
-      <w:pPr>
-        <w:spacing w:before="100" w:after="200"/>
-      </w:pPr>
-      <w:r>
-        <w:rPr>
           <w:b/>
           <w:bCs/>
           <w:sz w:val="22"/>
           <w:szCs w:val="22"/>
         </w:rPr>
-        <w:t xml:space="preserve">Technologies : </w:t>
-      </w:r>
-      <w:r>
-        <w:rPr>
-          <w:sz w:val="22"/>
-          <w:szCs w:val="22"/>
-        </w:rPr>
-        <w:t>HTML, CSS, JavaScript</w:t>
-      </w:r>
-    </w:p>
-    <w:p>
-      <w:pPr>
-        <w:pStyle w:val="Heading2"/>
-      </w:pPr>
-      <w:r>
-        <w:rPr>
-          <w:sz w:val="22"/>
-          <w:szCs w:val="22"/>
-        </w:rPr>
-        <w:t>Stagiaire Développeur Logiciel — OACA</w:t>
-      </w:r>
-    </w:p>
-    <w:p>
-      <w:pPr>
-        <w:spacing w:after="120"/>
-      </w:pPr>
-      <w:r>
-        <w:rPr>
-          <w:i/>
-          <w:iCs/>
-          <w:sz w:val="22"/>
-          <w:szCs w:val="22"/>
-        </w:rPr>
-        <w:t>Tunis | Février 2021 – Juin 2021</w:t>
+        <w:t xml:space="preserve">Langues : </w:t>
+      </w:r>
+      <w:r>
+        <w:rPr>
+          <w:sz w:val="22"/>
+          <w:szCs w:val="22"/>
+        </w:rPr>
+        <w:t>Arabe (Langue maternelle), Anglais (B2, Professionnel), Français (B2, Professionnel)</w:t>
       </w:r>
     </w:p>
     <w:p>
@@ -737,586 +1297,11 @@
       </w:pPr>
       <w:r>
         <w:rPr>
-          <w:sz w:val="22"/>
-          <w:szCs w:val="22"/>
-        </w:rPr>
-        <w:t>Conception et développement d'une application desktop Java (JavaX) pour la gestion et le suivi de marché</w:t>
-      </w:r>
-    </w:p>
-    <w:p>
-      <w:pPr>
-        <w:pStyle w:val="ListParagraph"/>
-        <w:numPr>
-          <w:ilvl w:val="0"/>
-          <w:numId w:val="2"/>
-        </w:numPr>
-      </w:pPr>
-      <w:r>
-        <w:rPr>
-          <w:sz w:val="22"/>
-          <w:szCs w:val="22"/>
-        </w:rPr>
-        <w:t>Réalisation de diagrammes UML et de la documentation d'architecture</w:t>
-      </w:r>
-    </w:p>
-    <w:p>
-      <w:pPr>
-        <w:spacing w:before="100" w:after="200"/>
-      </w:pPr>
-      <w:r>
-        <w:rPr>
           <w:b/>
           <w:bCs/>
           <w:sz w:val="22"/>
           <w:szCs w:val="22"/>
         </w:rPr>
-        <w:t xml:space="preserve">Technologies : </w:t>
-      </w:r>
-      <w:r>
-        <w:rPr>
-          <w:sz w:val="22"/>
-          <w:szCs w:val="22"/>
-        </w:rPr>
-        <w:t>Java, JavaX, UML</w:t>
-      </w:r>
-    </w:p>
-    <w:p>
-      <w:pPr>
-        <w:pStyle w:val="Heading1"/>
-      </w:pPr>
-      <w:r>
-        <w:rPr>
-          <w:sz w:val="22"/>
-          <w:szCs w:val="22"/>
-        </w:rPr>
-        <w:lastRenderedPageBreak/>
-        <w:t>PROJETS SÉLECTIONNÉS</w:t>
-      </w:r>
-    </w:p>
-    <w:p>
-      <w:pPr>
-        <w:spacing w:before="140" w:after="40"/>
-      </w:pPr>
-      <w:r>
-        <w:rPr>
-          <w:b/>
-          <w:bCs/>
-        </w:rPr>
-        <w:t>Capital Thread — Plateforme IA de deals pour marchés privés</w:t>
-      </w:r>
-      <w:r>
-        <w:rPr>
-          <w:i/>
-          <w:iCs/>
-          <w:sz w:val="22"/>
-          <w:szCs w:val="22"/>
-        </w:rPr>
-        <w:t xml:space="preserve">  ·  Mission client via Alpha Momentum · Août 2026 – Présent</w:t>
-      </w:r>
-    </w:p>
-    <w:p>
-      <w:pPr>
-        <w:spacing w:after="40"/>
-      </w:pPr>
-      <w:r>
-        <w:rPr>
-          <w:sz w:val="22"/>
-          <w:szCs w:val="22"/>
-        </w:rPr>
-        <w:t>Plateforme de due diligence IA pour la dette privée, le private equity et le venture. Elle source des opportunités depuis SEC EDGAR et les données Form D, puis exécute un pipeline de diligence en un clic qui parse l'Inline XBRL et génère des modèles financiers, des valorisations DCF et des mémos d'investissement où chaque chiffre renvoie à sa source. Les LLM gèrent le jugement et la narration ; du code Python déterministe gère tous les calculs. ~86 000 lignes entre backend et frontend, 65 endpoints REST sur 25 tables, et 437 tests unitaires sur les moteurs financiers.</w:t>
-      </w:r>
-    </w:p>
-    <w:p>
-      <w:pPr>
-        <w:spacing w:after="160"/>
-      </w:pPr>
-      <w:r>
-        <w:rPr>
-          <w:b/>
-          <w:bCs/>
-          <w:sz w:val="22"/>
-          <w:szCs w:val="22"/>
-        </w:rPr>
-        <w:t xml:space="preserve">Technologies : </w:t>
-      </w:r>
-      <w:r>
-        <w:rPr>
-          <w:sz w:val="22"/>
-          <w:szCs w:val="22"/>
-        </w:rPr>
-        <w:t>React 19, TypeScript, FastAPI, PostgreSQL, SQLAlchemy, OpenAI API, Anthropic API, SEC EDGAR, Arelle XBRL, OAuth 2.0</w:t>
-      </w:r>
-    </w:p>
-    <w:p>
-      <w:pPr>
-        <w:spacing w:before="140" w:after="40"/>
-      </w:pPr>
-      <w:r>
-        <w:rPr>
-          <w:b/>
-          <w:bCs/>
-        </w:rPr>
-        <w:t>Alpha Momentum — Plateforme de recherche fintech</w:t>
-      </w:r>
-      <w:r>
-        <w:rPr>
-          <w:i/>
-          <w:iCs/>
-          <w:sz w:val="22"/>
-          <w:szCs w:val="22"/>
-        </w:rPr>
-        <w:t xml:space="preserve">  ·  alphamomentum.ai · En ligne</w:t>
-      </w:r>
-    </w:p>
-    <w:p>
-      <w:pPr>
-        <w:spacing w:after="40"/>
-      </w:pPr>
-      <w:r>
-        <w:rPr>
-          <w:sz w:val="22"/>
-          <w:szCs w:val="22"/>
-        </w:rPr>
-        <w:t>Plateforme de recherche financière que j'ai construite de bout en bout sur le web, iOS et Android, avec un pipeline SEC de plus de 37 000 documents sur AWS Batch et cinq workflows de recherche LangGraph.</w:t>
-      </w:r>
-    </w:p>
-    <w:p>
-      <w:pPr>
-        <w:spacing w:after="160"/>
-      </w:pPr>
-      <w:r>
-        <w:rPr>
-          <w:b/>
-          <w:bCs/>
-          <w:sz w:val="22"/>
-          <w:szCs w:val="22"/>
-        </w:rPr>
-        <w:t xml:space="preserve">Technologies : </w:t>
-      </w:r>
-      <w:r>
-        <w:rPr>
-          <w:sz w:val="22"/>
-          <w:szCs w:val="22"/>
-        </w:rPr>
-        <w:t>React 18, TypeScript, FastAPI, LangChain, AWS, MongoDB, Neo4j, Stripe, Plaid</w:t>
-      </w:r>
-    </w:p>
-    <w:p>
-      <w:pPr>
-        <w:spacing w:before="140" w:after="40"/>
-      </w:pPr>
-      <w:r>
-        <w:rPr>
-          <w:b/>
-          <w:bCs/>
-        </w:rPr>
-        <w:t>Outlou — Réseau social géolocalisé</w:t>
-      </w:r>
-      <w:r>
-        <w:rPr>
-          <w:i/>
-          <w:iCs/>
-          <w:sz w:val="22"/>
-          <w:szCs w:val="22"/>
-        </w:rPr>
-        <w:t xml:space="preserve">  ·  En développement</w:t>
-      </w:r>
-    </w:p>
-    <w:p>
-      <w:pPr>
-        <w:spacing w:after="40"/>
-      </w:pPr>
-      <w:r>
-        <w:rPr>
-          <w:sz w:val="22"/>
-          <w:szCs w:val="22"/>
-        </w:rPr>
-        <w:t>Réseau social géolocalisé en React Native et Firebase : les utilisateurs partagent des moments liés à des lieux, découvrent l'activité à proximité et se connectent via des fils basés sur la carte. Liens de profil QR ; anglais, arabe et français.</w:t>
-      </w:r>
-    </w:p>
-    <w:p>
-      <w:pPr>
-        <w:spacing w:after="160"/>
-      </w:pPr>
-      <w:r>
-        <w:rPr>
-          <w:b/>
-          <w:bCs/>
-          <w:sz w:val="22"/>
-          <w:szCs w:val="22"/>
-        </w:rPr>
-        <w:t xml:space="preserve">Technologies : </w:t>
-      </w:r>
-      <w:r>
-        <w:rPr>
-          <w:sz w:val="22"/>
-          <w:szCs w:val="22"/>
-        </w:rPr>
-        <w:t>React Native, Expo, Firebase, Node.js, Google Maps API, Backblaze B2, Resend</w:t>
-      </w:r>
-    </w:p>
-    <w:p>
-      <w:pPr>
-        <w:spacing w:before="140" w:after="40"/>
-      </w:pPr>
-      <w:r>
-        <w:rPr>
-          <w:b/>
-          <w:bCs/>
-        </w:rPr>
-        <w:t>EduMemes — Plateforme EdTech</w:t>
-      </w:r>
-      <w:r>
-        <w:rPr>
-          <w:i/>
-          <w:iCs/>
-          <w:sz w:val="22"/>
-          <w:szCs w:val="22"/>
-        </w:rPr>
-        <w:t xml:space="preserve">  ·  edu.memes.tn · En ligne</w:t>
-      </w:r>
-    </w:p>
-    <w:p>
-      <w:pPr>
-        <w:spacing w:after="40"/>
-      </w:pPr>
-      <w:r>
-        <w:rPr>
-          <w:sz w:val="22"/>
-          <w:szCs w:val="22"/>
-        </w:rPr>
-        <w:t>Plateforme éducative qui utilise des memes et des vidéos courtes pour rendre l'apprentissage plus engageant. Réalisée en solo : front-end React, backend Node.js/MySQL et application compagnon React Native.</w:t>
-      </w:r>
-    </w:p>
-    <w:p>
-      <w:pPr>
-        <w:spacing w:after="160"/>
-      </w:pPr>
-      <w:r>
-        <w:rPr>
-          <w:b/>
-          <w:bCs/>
-          <w:sz w:val="22"/>
-          <w:szCs w:val="22"/>
-        </w:rPr>
-        <w:t xml:space="preserve">Technologies : </w:t>
-      </w:r>
-      <w:r>
-        <w:rPr>
-          <w:sz w:val="22"/>
-          <w:szCs w:val="22"/>
-        </w:rPr>
-        <w:t>React, Node.js, Express, MySQL, React Native</w:t>
-      </w:r>
-    </w:p>
-    <w:p>
-      <w:pPr>
-        <w:pStyle w:val="Heading1"/>
-      </w:pPr>
-      <w:r>
-        <w:rPr>
-          <w:sz w:val="22"/>
-          <w:szCs w:val="22"/>
-        </w:rPr>
-        <w:t>COMPÉTENCES TECHNIQUES</w:t>
-      </w:r>
-    </w:p>
-    <w:p>
-      <w:pPr>
-        <w:spacing w:after="60"/>
-      </w:pPr>
-      <w:r>
-        <w:rPr>
-          <w:b/>
-          <w:bCs/>
-          <w:sz w:val="22"/>
-          <w:szCs w:val="22"/>
-        </w:rPr>
-        <w:t xml:space="preserve">Frontend : </w:t>
-      </w:r>
-      <w:r>
-        <w:rPr>
-          <w:sz w:val="22"/>
-          <w:szCs w:val="22"/>
-        </w:rPr>
-        <w:t>React 19, TypeScript, Next.js, Vite, MUI, Tailwind CSS, TanStack Query, Zustand, Framer Motion, Angular, SCSS</w:t>
-      </w:r>
-    </w:p>
-    <w:p>
-      <w:pPr>
-        <w:spacing w:after="60"/>
-      </w:pPr>
-      <w:r>
-        <w:rPr>
-          <w:b/>
-          <w:bCs/>
-          <w:sz w:val="22"/>
-          <w:szCs w:val="22"/>
-        </w:rPr>
-        <w:t xml:space="preserve">Mobile : </w:t>
-      </w:r>
-      <w:r>
-        <w:rPr>
-          <w:sz w:val="22"/>
-          <w:szCs w:val="22"/>
-        </w:rPr>
-        <w:t>React Native, Expo, Firebase, Plaid SDK, Achats in-app</w:t>
-      </w:r>
-    </w:p>
-    <w:p>
-      <w:pPr>
-        <w:spacing w:after="60"/>
-      </w:pPr>
-      <w:r>
-        <w:rPr>
-          <w:b/>
-          <w:bCs/>
-          <w:sz w:val="22"/>
-          <w:szCs w:val="22"/>
-        </w:rPr>
-        <w:t xml:space="preserve">Backend : </w:t>
-      </w:r>
-      <w:r>
-        <w:rPr>
-          <w:sz w:val="22"/>
-          <w:szCs w:val="22"/>
-        </w:rPr>
-        <w:t>Node.js, Express, FastAPI, Flask, Django, Spring Boot, Serverless Framework</w:t>
-      </w:r>
-    </w:p>
-    <w:p>
-      <w:pPr>
-        <w:spacing w:after="60"/>
-      </w:pPr>
-      <w:r>
-        <w:rPr>
-          <w:b/>
-          <w:bCs/>
-          <w:sz w:val="22"/>
-          <w:szCs w:val="22"/>
-        </w:rPr>
-        <w:t xml:space="preserve">Bases de données : </w:t>
-      </w:r>
-      <w:r>
-        <w:rPr>
-          <w:sz w:val="22"/>
-          <w:szCs w:val="22"/>
-        </w:rPr>
-        <w:t>PostgreSQL, MongoDB, Neo4j, MySQL, DynamoDB, Firebase</w:t>
-      </w:r>
-    </w:p>
-    <w:p>
-      <w:pPr>
-        <w:spacing w:after="60"/>
-      </w:pPr>
-      <w:r>
-        <w:rPr>
-          <w:b/>
-          <w:bCs/>
-          <w:sz w:val="22"/>
-          <w:szCs w:val="22"/>
-        </w:rPr>
-        <w:t xml:space="preserve">Cloud &amp; DevOps : </w:t>
-      </w:r>
-      <w:r>
-        <w:rPr>
-          <w:sz w:val="22"/>
-          <w:szCs w:val="22"/>
-        </w:rPr>
-        <w:t>AWS (Lambda, ECS, ECR, S3, CloudFront, Cognito, Batch), Docker, GitHub Actions, Nginx, Azure</w:t>
-      </w:r>
-    </w:p>
-    <w:p>
-      <w:pPr>
-        <w:spacing w:after="60"/>
-      </w:pPr>
-      <w:r>
-        <w:rPr>
-          <w:b/>
-          <w:bCs/>
-          <w:sz w:val="22"/>
-          <w:szCs w:val="22"/>
-        </w:rPr>
-        <w:t xml:space="preserve">IA / ML : </w:t>
-      </w:r>
-      <w:r>
-        <w:rPr>
-          <w:sz w:val="22"/>
-          <w:szCs w:val="22"/>
-        </w:rPr>
-        <w:t>LangChain, LangGraph, OpenAI API, Anthropic API, RAG, HuggingFace, TensorFlow, PyTorch</w:t>
-      </w:r>
-    </w:p>
-    <w:p>
-      <w:pPr>
-        <w:spacing w:after="60"/>
-      </w:pPr>
-      <w:r>
-        <w:rPr>
-          <w:b/>
-          <w:bCs/>
-          <w:sz w:val="22"/>
-          <w:szCs w:val="22"/>
-        </w:rPr>
-        <w:t xml:space="preserve">Intégrations : </w:t>
-      </w:r>
-      <w:r>
-        <w:rPr>
-          <w:sz w:val="22"/>
-          <w:szCs w:val="22"/>
-        </w:rPr>
-        <w:t>Stripe, Plaid, Alpaca, OAuth 2.0, Polygon, SEC EDGAR</w:t>
-      </w:r>
-    </w:p>
-    <w:p>
-      <w:pPr>
-        <w:pStyle w:val="Heading1"/>
-      </w:pPr>
-      <w:r>
-        <w:rPr>
-          <w:sz w:val="22"/>
-          <w:szCs w:val="22"/>
-        </w:rPr>
-        <w:t>FORMATION</w:t>
-      </w:r>
-    </w:p>
-    <w:p>
-      <w:pPr>
-        <w:pStyle w:val="Heading2"/>
-      </w:pPr>
-      <w:r>
-        <w:rPr>
-          <w:sz w:val="22"/>
-          <w:szCs w:val="22"/>
-        </w:rPr>
-        <w:t>Ingénierie Informatique, Data Science — ESPRIT</w:t>
-      </w:r>
-    </w:p>
-    <w:p>
-      <w:pPr>
-        <w:spacing w:after="120"/>
-      </w:pPr>
-      <w:r>
-        <w:rPr>
-          <w:i/>
-          <w:iCs/>
-          <w:sz w:val="22"/>
-          <w:szCs w:val="22"/>
-        </w:rPr>
-        <w:lastRenderedPageBreak/>
-        <w:t>Tunis · 2021 – 2024</w:t>
-      </w:r>
-    </w:p>
-    <w:p>
-      <w:pPr>
-        <w:pStyle w:val="ListParagraph"/>
-        <w:numPr>
-          <w:ilvl w:val="0"/>
-          <w:numId w:val="2"/>
-        </w:numPr>
-      </w:pPr>
-      <w:r>
-        <w:rPr>
-          <w:sz w:val="22"/>
-          <w:szCs w:val="22"/>
-        </w:rPr>
-        <w:t>Mémoire : « IA générative avec connaissances métier » — Mention : Très Bien</w:t>
-      </w:r>
-    </w:p>
-    <w:p>
-      <w:pPr>
-        <w:pStyle w:val="Heading2"/>
-      </w:pPr>
-      <w:r>
-        <w:rPr>
-          <w:sz w:val="22"/>
-          <w:szCs w:val="22"/>
-        </w:rPr>
-        <w:t>Licence en Informatique — ESSECT</w:t>
-      </w:r>
-    </w:p>
-    <w:p>
-      <w:pPr>
-        <w:spacing w:after="120"/>
-      </w:pPr>
-      <w:r>
-        <w:rPr>
-          <w:i/>
-          <w:iCs/>
-          <w:sz w:val="22"/>
-          <w:szCs w:val="22"/>
-        </w:rPr>
-        <w:t>Tunis · 2018 – 2021</w:t>
-      </w:r>
-    </w:p>
-    <w:p>
-      <w:pPr>
-        <w:pStyle w:val="ListParagraph"/>
-        <w:numPr>
-          <w:ilvl w:val="0"/>
-          <w:numId w:val="2"/>
-        </w:numPr>
-      </w:pPr>
-      <w:r>
-        <w:rPr>
-          <w:sz w:val="22"/>
-          <w:szCs w:val="22"/>
-        </w:rPr>
-        <w:t>Fondations en développement logiciel, algorithmique et structures de données</w:t>
-      </w:r>
-    </w:p>
-    <w:p>
-      <w:pPr>
-        <w:pStyle w:val="Heading1"/>
-      </w:pPr>
-      <w:r>
-        <w:rPr>
-          <w:sz w:val="22"/>
-          <w:szCs w:val="22"/>
-        </w:rPr>
-        <w:t>INFORMATIONS COMPLÉMENTAIRES</w:t>
-      </w:r>
-    </w:p>
-    <w:p>
-      <w:pPr>
-        <w:pStyle w:val="ListParagraph"/>
-        <w:numPr>
-          <w:ilvl w:val="0"/>
-          <w:numId w:val="2"/>
-        </w:numPr>
-      </w:pPr>
-      <w:r>
-        <w:rPr>
-          <w:b/>
-          <w:bCs/>
-          <w:sz w:val="22"/>
-          <w:szCs w:val="22"/>
-        </w:rPr>
-        <w:t xml:space="preserve">Langues : </w:t>
-      </w:r>
-      <w:r>
-        <w:rPr>
-          <w:sz w:val="22"/>
-          <w:szCs w:val="22"/>
-        </w:rPr>
-        <w:t>Arabe (Langue maternelle), Anglais (B2, Professionnel), Français (B2, Professionnel)</w:t>
-      </w:r>
-    </w:p>
-    <w:p>
-      <w:pPr>
-        <w:pStyle w:val="ListParagraph"/>
-        <w:numPr>
-          <w:ilvl w:val="0"/>
-          <w:numId w:val="2"/>
-        </w:numPr>
-      </w:pPr>
-      <w:r>
-        <w:rPr>
-          <w:b/>
-          <w:bCs/>
-          <w:sz w:val="22"/>
-          <w:szCs w:val="22"/>
-        </w:rPr>
         <w:t xml:space="preserve">Compétences interpersonnelles : </w:t>
       </w:r>
       <w:r>
@@ -1329,7 +1314,7 @@
     </w:p>
     <w:sectPr>
       <w:pgSz w:w="12240" w:h="15840"/>
-      <w:pgMar w:top="1440" w:right="1440" w:bottom="1440" w:left="1440" w:header="708" w:footer="708" w:gutter="0"/>
+      <w:pgMar w:top="720" w:right="864" w:bottom="720" w:left="864" w:header="432" w:footer="432" w:gutter="0"/>
       <w:cols w:space="720"/>
       <w:docGrid w:linePitch="360"/>
     </w:sectPr>
@@ -1888,21 +1873,31 @@
   <w:style w:type="paragraph" w:default="1" w:styleId="Normal">
     <w:name w:val="Normal"/>
     <w:qFormat/>
+    <w:pPr>
+      <w:keepLines/>
+      <w:widowControl/>
+    </w:pPr>
   </w:style>
   <w:style w:type="paragraph" w:styleId="Heading1">
     <w:name w:val="heading 1"/>
     <w:uiPriority w:val="9"/>
     <w:qFormat/>
     <w:pPr>
-      <w:spacing w:before="240" w:after="120"/>
+      <w:keepNext/>
+      <w:keepLines/>
+      <w:widowControl/>
+      <w:pBdr>
+        <w:bottom w:val="single" w:sz="6" w:space="2" w:color="2E5090"/>
+      </w:pBdr>
+      <w:spacing w:before="180" w:after="80"/>
       <w:outlineLvl w:val="0"/>
     </w:pPr>
     <w:rPr>
       <w:b/>
       <w:bCs/>
       <w:color w:val="2E5090"/>
-      <w:sz w:val="32"/>
-      <w:szCs w:val="32"/>
+      <w:sz w:val="26"/>
+      <w:szCs w:val="26"/>
     </w:rPr>
   </w:style>
   <w:style w:type="paragraph" w:styleId="Heading2">
@@ -1911,15 +1906,17 @@
     <w:unhideWhenUsed/>
     <w:qFormat/>
     <w:pPr>
-      <w:spacing w:before="180" w:after="100"/>
+      <w:keepNext/>
+      <w:keepLines/>
+      <w:spacing w:before="140" w:after="40"/>
       <w:outlineLvl w:val="1"/>
     </w:pPr>
     <w:rPr>
       <w:b/>
       <w:bCs/>
       <w:color w:val="4472C4"/>
-      <w:sz w:val="26"/>
-      <w:szCs w:val="26"/>
+      <w:sz w:val="24"/>
+      <w:szCs w:val="24"/>
     </w:rPr>
   </w:style>
   <w:style w:type="paragraph" w:styleId="Heading3">
@@ -2022,7 +2019,12 @@
   </w:style>
   <w:style w:type="paragraph" w:styleId="ListParagraph">
     <w:name w:val="List Paragraph"/>
+    <w:basedOn w:val="Normal"/>
     <w:qFormat/>
+    <w:pPr>
+      <w:keepLines/>
+      <w:widowControl/>
+    </w:pPr>
   </w:style>
   <w:style w:type="character" w:styleId="Hyperlink">
     <w:name w:val="Hyperlink"/>
